--- a/voting system (1).docx
+++ b/voting system (1).docx
@@ -1,13 +1,985 @@
 
 <file path=word/document.xml><?xml version="1.0" encoding="utf-8"?>
-<w:document xmlns:wpc="http://schemas.microsoft.com/office/word/2010/wordprocessingCanvas" xmlns:cx="http://schemas.microsoft.com/office/drawing/2014/chartex" xmlns:cx1="http://schemas.microsoft.com/office/drawing/2015/9/8/chartex" xmlns:cx2="http://schemas.microsoft.com/office/drawing/2015/10/21/chartex" xmlns:cx3="http://schemas.microsoft.com/office/drawing/2016/5/9/chartex" xmlns:cx4="http://schemas.microsoft.com/office/drawing/2016/5/10/chartex" xmlns:cx5="http://schemas.microsoft.com/office/drawing/2016/5/11/chartex" xmlns:cx6="http://schemas.microsoft.com/office/drawing/2016/5/12/chartex" xmlns:cx7="http://schemas.microsoft.com/office/drawing/2016/5/13/chartex" xmlns:cx8="http://schemas.microsoft.com/office/drawing/2016/5/14/chartex" xmlns:mc="http://schemas.openxmlformats.org/markup-compatibility/2006" xmlns:aink="http://schemas.microsoft.com/office/drawing/2016/ink" xmlns:am3d="http://schemas.microsoft.com/office/drawing/2017/model3d" xmlns:o="urn:schemas-microsoft-com:office:office" xmlns:r="http://schemas.openxmlformats.org/officeDocument/2006/relationships" xmlns:m="http://schemas.openxmlformats.org/officeDocument/2006/math" xmlns:v="urn:schemas-microsoft-com:vml" xmlns:wp14="http://schemas.microsoft.com/office/word/2010/wordprocessingDrawing" xmlns:wp="http://schemas.openxmlformats.org/drawingml/2006/wordprocessingDrawing" xmlns:w10="urn:schemas-microsoft-com:office:word" xmlns:w="http://schemas.openxmlformats.org/wordprocessingml/2006/main" xmlns:w14="http://schemas.microsoft.com/office/word/2010/wordml" xmlns:w15="http://schemas.microsoft.com/office/word/2012/wordml" xmlns:w16cid="http://schemas.microsoft.com/office/word/2016/wordml/cid" xmlns:w16se="http://schemas.microsoft.com/office/word/2015/wordml/symex" xmlns:wpg="http://schemas.microsoft.com/office/word/2010/wordprocessingGroup" xmlns:wpi="http://schemas.microsoft.com/office/word/2010/wordprocessingInk" xmlns:wne="http://schemas.microsoft.com/office/word/2006/wordml" xmlns:wps="http://schemas.microsoft.com/office/word/2010/wordprocessingShape" mc:Ignorable="w14 w15 w16se w16cid wp14">
+<w:document xmlns:wpc="http://schemas.microsoft.com/office/word/2010/wordprocessingCanvas" xmlns:cx="http://schemas.microsoft.com/office/drawing/2014/chartex" xmlns:cx1="http://schemas.microsoft.com/office/drawing/2015/9/8/chartex" xmlns:cx2="http://schemas.microsoft.com/office/drawing/2015/10/21/chartex" xmlns:cx3="http://schemas.microsoft.com/office/drawing/2016/5/9/chartex" xmlns:cx4="http://schemas.microsoft.com/office/drawing/2016/5/10/chartex" xmlns:cx5="http://schemas.microsoft.com/office/drawing/2016/5/11/chartex" xmlns:cx6="http://schemas.microsoft.com/office/drawing/2016/5/12/chartex" xmlns:cx7="http://schemas.microsoft.com/office/drawing/2016/5/13/chartex" xmlns:cx8="http://schemas.microsoft.com/office/drawing/2016/5/14/chartex" xmlns:mc="http://schemas.openxmlformats.org/markup-compatibility/2006" xmlns:aink="http://schemas.microsoft.com/office/drawing/2016/ink" xmlns:am3d="http://schemas.microsoft.com/office/drawing/2017/model3d" xmlns:o="urn:schemas-microsoft-com:office:office" xmlns:oel="http://schemas.microsoft.com/office/2019/extlst" xmlns:r="http://schemas.openxmlformats.org/officeDocument/2006/relationships" xmlns:m="http://schemas.openxmlformats.org/officeDocument/2006/math" xmlns:v="urn:schemas-microsoft-com:vml" xmlns:wp14="http://schemas.microsoft.com/office/word/2010/wordprocessingDrawing" xmlns:wp="http://schemas.openxmlformats.org/drawingml/2006/wordprocessingDrawing" xmlns:w10="urn:schemas-microsoft-com:office:word" xmlns:w="http://schemas.openxmlformats.org/wordprocessingml/2006/main" xmlns:w14="http://schemas.microsoft.com/office/word/2010/wordml" xmlns:w15="http://schemas.microsoft.com/office/word/2012/wordml" xmlns:w16cex="http://schemas.microsoft.com/office/word/2018/wordml/cex" xmlns:w16cid="http://schemas.microsoft.com/office/word/2016/wordml/cid" xmlns:w16="http://schemas.microsoft.com/office/word/2018/wordml" xmlns:w16du="http://schemas.microsoft.com/office/word/2023/wordml/word16du" xmlns:w16sdtdh="http://schemas.microsoft.com/office/word/2020/wordml/sdtdatahash" xmlns:w16sdtfl="http://schemas.microsoft.com/office/word/2024/wordml/sdtformatlock" xmlns:w16se="http://schemas.microsoft.com/office/word/2015/wordml/symex" xmlns:wpg="http://schemas.microsoft.com/office/word/2010/wordprocessingGroup" xmlns:wpi="http://schemas.microsoft.com/office/word/2010/wordprocessingInk" xmlns:wne="http://schemas.microsoft.com/office/word/2006/wordml" xmlns:wps="http://schemas.microsoft.com/office/word/2010/wordprocessingShape" mc:Ignorable="w14 w15 w16se w16cid w16 w16cex w16sdtdh w16sdtfl w16du wp14">
   <w:body>
     <w:p>
       <w:pPr>
+        <w:spacing w:after="0" w:line="360" w:lineRule="auto"/>
+        <w:jc w:val="center"/>
         <w:rPr>
           <w:rFonts w:cs="Times New Roman"/>
-        </w:rPr>
-      </w:pPr>
+          <w:szCs w:val="24"/>
+        </w:rPr>
+      </w:pPr>
+      <w:bookmarkStart w:id="0" w:name="_Hlk229516234"/>
+      <w:bookmarkEnd w:id="0"/>
+      <w:r>
+        <w:rPr>
+          <w:noProof/>
+        </w:rPr>
+        <w:drawing>
+          <wp:inline distT="0" distB="0" distL="0" distR="0" wp14:anchorId="373107CA" wp14:editId="6F0497E6">
+            <wp:extent cx="2379345" cy="694055"/>
+            <wp:effectExtent l="0" t="0" r="1905" b="0"/>
+            <wp:docPr id="1905523106" name="Picture 1905523106" descr="LA Grandee International College"/>
+            <wp:cNvGraphicFramePr>
+              <a:graphicFrameLocks xmlns:a="http://schemas.openxmlformats.org/drawingml/2006/main" noChangeAspect="1"/>
+            </wp:cNvGraphicFramePr>
+            <a:graphic xmlns:a="http://schemas.openxmlformats.org/drawingml/2006/main">
+              <a:graphicData uri="http://schemas.openxmlformats.org/drawingml/2006/picture">
+                <pic:pic xmlns:pic="http://schemas.openxmlformats.org/drawingml/2006/picture">
+                  <pic:nvPicPr>
+                    <pic:cNvPr id="0" name="Picture 1"/>
+                    <pic:cNvPicPr/>
+                  </pic:nvPicPr>
+                  <pic:blipFill>
+                    <a:blip r:embed="rId6">
+                      <a:extLst>
+                        <a:ext uri="{BEBA8EAE-BF5A-486C-A8C5-ECC9F3942E4B}">
+                          <a14:imgProps xmlns:a14="http://schemas.microsoft.com/office/drawing/2010/main">
+                            <a14:imgLayer r:embed="rId7">
+                              <a14:imgEffect>
+                                <a14:saturation sat="0"/>
+                              </a14:imgEffect>
+                            </a14:imgLayer>
+                          </a14:imgProps>
+                        </a:ext>
+                        <a:ext uri="{28A0092B-C50C-407E-A947-70E740481C1C}">
+                          <a14:useLocalDpi xmlns:a14="http://schemas.microsoft.com/office/drawing/2010/main" val="0"/>
+                        </a:ext>
+                      </a:extLst>
+                    </a:blip>
+                    <a:stretch>
+                      <a:fillRect/>
+                    </a:stretch>
+                  </pic:blipFill>
+                  <pic:spPr>
+                    <a:xfrm>
+                      <a:off x="0" y="0"/>
+                      <a:ext cx="2379345" cy="694055"/>
+                    </a:xfrm>
+                    <a:prstGeom prst="rect">
+                      <a:avLst/>
+                    </a:prstGeom>
+                  </pic:spPr>
+                </pic:pic>
+              </a:graphicData>
+            </a:graphic>
+          </wp:inline>
+        </w:drawing>
+      </w:r>
+    </w:p>
+    <w:p>
+      <w:pPr>
+        <w:spacing w:before="120" w:after="0" w:line="360" w:lineRule="auto"/>
+        <w:jc w:val="center"/>
+        <w:rPr>
+          <w:b/>
+          <w:bCs/>
+          <w:sz w:val="28"/>
+          <w:szCs w:val="28"/>
+        </w:rPr>
+      </w:pPr>
+      <w:bookmarkStart w:id="1" w:name="_Toc52224141"/>
+      <w:r>
+        <w:rPr>
+          <w:b/>
+          <w:bCs/>
+          <w:sz w:val="28"/>
+          <w:szCs w:val="28"/>
+        </w:rPr>
+        <w:t>LA GRANDEE INTERNATIONAL COLLEGE</w:t>
+      </w:r>
+      <w:bookmarkEnd w:id="1"/>
+    </w:p>
+    <w:p>
+      <w:pPr>
+        <w:spacing w:before="120" w:after="0" w:line="360" w:lineRule="auto"/>
+        <w:jc w:val="center"/>
+        <w:rPr>
+          <w:rFonts w:cs="Times New Roman"/>
+          <w:b/>
+          <w:bCs/>
+          <w:sz w:val="28"/>
+          <w:szCs w:val="28"/>
+        </w:rPr>
+      </w:pPr>
+      <w:proofErr w:type="spellStart"/>
+      <w:r>
+        <w:rPr>
+          <w:rFonts w:cs="Times New Roman"/>
+          <w:b/>
+          <w:bCs/>
+          <w:sz w:val="28"/>
+          <w:szCs w:val="28"/>
+        </w:rPr>
+        <w:t>Simalchaur</w:t>
+      </w:r>
+      <w:proofErr w:type="spellEnd"/>
+      <w:r>
+        <w:rPr>
+          <w:rFonts w:cs="Times New Roman"/>
+          <w:b/>
+          <w:bCs/>
+          <w:sz w:val="28"/>
+          <w:szCs w:val="28"/>
+        </w:rPr>
+        <w:t>, Pokhara</w:t>
+      </w:r>
+      <w:r>
+        <w:rPr>
+          <w:rFonts w:cs="Times New Roman"/>
+          <w:b/>
+          <w:bCs/>
+          <w:sz w:val="28"/>
+          <w:szCs w:val="28"/>
+        </w:rPr>
+        <w:t xml:space="preserve"> </w:t>
+      </w:r>
+      <w:r>
+        <w:rPr>
+          <w:rFonts w:cs="Times New Roman"/>
+          <w:b/>
+          <w:bCs/>
+          <w:sz w:val="28"/>
+          <w:szCs w:val="28"/>
+        </w:rPr>
+        <w:t>Nepal</w:t>
+      </w:r>
+    </w:p>
+    <w:p>
+      <w:pPr>
+        <w:spacing w:before="120" w:after="0" w:line="360" w:lineRule="auto"/>
+        <w:jc w:val="center"/>
+        <w:rPr>
+          <w:rFonts w:cs="Times New Roman"/>
+        </w:rPr>
+      </w:pPr>
+      <w:r>
+        <w:rPr>
+          <w:rFonts w:cs="Times New Roman"/>
+        </w:rPr>
+        <w:t>Final Report</w:t>
+      </w:r>
+    </w:p>
+    <w:p>
+      <w:pPr>
+        <w:spacing w:before="120" w:after="0" w:line="360" w:lineRule="auto"/>
+        <w:jc w:val="center"/>
+        <w:rPr>
+          <w:rFonts w:cs="Times New Roman"/>
+        </w:rPr>
+      </w:pPr>
+      <w:r>
+        <w:rPr>
+          <w:rFonts w:cs="Times New Roman"/>
+        </w:rPr>
+        <w:t>On</w:t>
+      </w:r>
+    </w:p>
+    <w:p>
+      <w:pPr>
+        <w:spacing w:before="120" w:after="0" w:line="360" w:lineRule="auto"/>
+        <w:jc w:val="center"/>
+        <w:rPr>
+          <w:rFonts w:cs="Times New Roman"/>
+          <w:b/>
+          <w:bCs/>
+          <w:sz w:val="28"/>
+          <w:szCs w:val="28"/>
+        </w:rPr>
+      </w:pPr>
+      <w:bookmarkStart w:id="2" w:name="_Toc52226986"/>
+      <w:bookmarkStart w:id="3" w:name="_Toc52224142"/>
+      <w:r>
+        <w:rPr>
+          <w:b/>
+          <w:bCs/>
+          <w:sz w:val="28"/>
+          <w:szCs w:val="24"/>
+        </w:rPr>
+        <w:t>“</w:t>
+      </w:r>
+      <w:bookmarkEnd w:id="2"/>
+      <w:sdt>
+        <w:sdtPr>
+          <w:rPr>
+            <w:b/>
+            <w:bCs/>
+            <w:sz w:val="28"/>
+            <w:szCs w:val="28"/>
+          </w:rPr>
+          <w:alias w:val="Title"/>
+          <w:tag w:val=""/>
+          <w:id w:val="2098052629"/>
+          <w:placeholder>
+            <w:docPart w:val="E17F607101F17846AE26A6A017B9EEDE"/>
+          </w:placeholder>
+          <w:dataBinding w:prefixMappings="xmlns:ns0='http://purl.org/dc/elements/1.1/' xmlns:ns1='http://schemas.openxmlformats.org/package/2006/metadata/core-properties' " w:xpath="/ns1:coreProperties[1]/ns0:title[1]" w:storeItemID="{6C3C8BC8-F283-45AE-878A-BAB7291924A1}"/>
+          <w:text/>
+        </w:sdtPr>
+        <w:sdtContent>
+          <w:r>
+            <w:rPr>
+              <w:b/>
+              <w:bCs/>
+              <w:sz w:val="28"/>
+              <w:szCs w:val="28"/>
+            </w:rPr>
+            <w:t>Voting System</w:t>
+          </w:r>
+        </w:sdtContent>
+      </w:sdt>
+      <w:r>
+        <w:rPr>
+          <w:b/>
+          <w:bCs/>
+          <w:sz w:val="28"/>
+          <w:szCs w:val="24"/>
+        </w:rPr>
+        <w:t>”</w:t>
+      </w:r>
+      <w:bookmarkEnd w:id="3"/>
+    </w:p>
+    <w:p>
+      <w:pPr>
+        <w:spacing w:before="120" w:after="0" w:line="360" w:lineRule="auto"/>
+        <w:jc w:val="center"/>
+        <w:rPr>
+          <w:rFonts w:cs="Times New Roman"/>
+          <w:sz w:val="28"/>
+          <w:szCs w:val="28"/>
+        </w:rPr>
+      </w:pPr>
+      <w:r>
+        <w:rPr>
+          <w:rFonts w:cs="Times New Roman"/>
+          <w:noProof/>
+          <w:sz w:val="28"/>
+          <w:szCs w:val="28"/>
+        </w:rPr>
+        <mc:AlternateContent>
+          <mc:Choice Requires="wpg">
+            <w:drawing>
+              <wp:inline distT="0" distB="0" distL="0" distR="0" wp14:anchorId="1E444E0A" wp14:editId="3D72964C">
+                <wp:extent cx="869950" cy="1397000"/>
+                <wp:effectExtent l="19050" t="0" r="25400" b="31750"/>
+                <wp:docPr id="1906423835" name="Group 1906423835"/>
+                <wp:cNvGraphicFramePr/>
+                <a:graphic xmlns:a="http://schemas.openxmlformats.org/drawingml/2006/main">
+                  <a:graphicData uri="http://schemas.microsoft.com/office/word/2010/wordprocessingGroup">
+                    <wpg:wgp>
+                      <wpg:cNvGrpSpPr/>
+                      <wpg:grpSpPr>
+                        <a:xfrm>
+                          <a:off x="0" y="0"/>
+                          <a:ext cx="869950" cy="1397000"/>
+                          <a:chOff x="0" y="0"/>
+                          <a:chExt cx="676275" cy="1609725"/>
+                        </a:xfrm>
+                      </wpg:grpSpPr>
+                      <wps:wsp>
+                        <wps:cNvPr id="905505895" name="Straight Connector 905505895"/>
+                        <wps:cNvCnPr/>
+                        <wps:spPr>
+                          <a:xfrm>
+                            <a:off x="333375" y="0"/>
+                            <a:ext cx="0" cy="1609725"/>
+                          </a:xfrm>
+                          <a:prstGeom prst="line">
+                            <a:avLst/>
+                          </a:prstGeom>
+                          <a:ln w="31750"/>
+                        </wps:spPr>
+                        <wps:style>
+                          <a:lnRef idx="3">
+                            <a:schemeClr val="dk1"/>
+                          </a:lnRef>
+                          <a:fillRef idx="0">
+                            <a:schemeClr val="dk1"/>
+                          </a:fillRef>
+                          <a:effectRef idx="2">
+                            <a:schemeClr val="dk1"/>
+                          </a:effectRef>
+                          <a:fontRef idx="minor">
+                            <a:schemeClr val="tx1"/>
+                          </a:fontRef>
+                        </wps:style>
+                        <wps:bodyPr/>
+                      </wps:wsp>
+                      <wps:wsp>
+                        <wps:cNvPr id="187799828" name="Straight Connector 187799828"/>
+                        <wps:cNvCnPr/>
+                        <wps:spPr>
+                          <a:xfrm>
+                            <a:off x="676275" y="247650"/>
+                            <a:ext cx="0" cy="1133475"/>
+                          </a:xfrm>
+                          <a:prstGeom prst="line">
+                            <a:avLst/>
+                          </a:prstGeom>
+                          <a:ln w="31750"/>
+                        </wps:spPr>
+                        <wps:style>
+                          <a:lnRef idx="3">
+                            <a:schemeClr val="dk1"/>
+                          </a:lnRef>
+                          <a:fillRef idx="0">
+                            <a:schemeClr val="dk1"/>
+                          </a:fillRef>
+                          <a:effectRef idx="2">
+                            <a:schemeClr val="dk1"/>
+                          </a:effectRef>
+                          <a:fontRef idx="minor">
+                            <a:schemeClr val="tx1"/>
+                          </a:fontRef>
+                        </wps:style>
+                        <wps:bodyPr/>
+                      </wps:wsp>
+                      <wps:wsp>
+                        <wps:cNvPr id="1468182332" name="Straight Connector 1468182332"/>
+                        <wps:cNvCnPr/>
+                        <wps:spPr>
+                          <a:xfrm>
+                            <a:off x="0" y="247650"/>
+                            <a:ext cx="0" cy="1133475"/>
+                          </a:xfrm>
+                          <a:prstGeom prst="line">
+                            <a:avLst/>
+                          </a:prstGeom>
+                          <a:ln w="31750"/>
+                        </wps:spPr>
+                        <wps:style>
+                          <a:lnRef idx="3">
+                            <a:schemeClr val="dk1"/>
+                          </a:lnRef>
+                          <a:fillRef idx="0">
+                            <a:schemeClr val="dk1"/>
+                          </a:fillRef>
+                          <a:effectRef idx="2">
+                            <a:schemeClr val="dk1"/>
+                          </a:effectRef>
+                          <a:fontRef idx="minor">
+                            <a:schemeClr val="tx1"/>
+                          </a:fontRef>
+                        </wps:style>
+                        <wps:bodyPr/>
+                      </wps:wsp>
+                    </wpg:wgp>
+                  </a:graphicData>
+                </a:graphic>
+              </wp:inline>
+            </w:drawing>
+          </mc:Choice>
+          <mc:Fallback>
+            <w:pict>
+              <v:group w14:anchorId="04F11D1F" id="Group 1906423835" o:spid="_x0000_s1026" style="width:68.5pt;height:110pt;mso-position-horizontal-relative:char;mso-position-vertical-relative:line" coordsize="6762,16097" o:gfxdata="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">
+                <v:line id="Straight Connector 905505895" o:spid="_x0000_s1027" style="position:absolute;visibility:visible;mso-wrap-style:square" from="3333,0" to="3333,16097" o:connectortype="straight" o:gfxdata="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" strokecolor="black [3200]" strokeweight="2.5pt">
+                  <v:stroke joinstyle="miter"/>
+                </v:line>
+                <v:line id="Straight Connector 187799828" o:spid="_x0000_s1028" style="position:absolute;visibility:visible;mso-wrap-style:square" from="6762,2476" to="6762,13811" o:connectortype="straight" o:gfxdata="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" strokecolor="black [3200]" strokeweight="2.5pt">
+                  <v:stroke joinstyle="miter"/>
+                </v:line>
+                <v:line id="Straight Connector 1468182332" o:spid="_x0000_s1029" style="position:absolute;visibility:visible;mso-wrap-style:square" from="0,2476" to="0,13811" o:connectortype="straight" o:gfxdata="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" strokecolor="black [3200]" strokeweight="2.5pt">
+                  <v:stroke joinstyle="miter"/>
+                </v:line>
+                <w10:anchorlock/>
+              </v:group>
+            </w:pict>
+          </mc:Fallback>
+        </mc:AlternateContent>
+      </w:r>
+    </w:p>
+    <w:p>
+      <w:pPr>
+        <w:spacing w:before="120" w:after="0" w:line="360" w:lineRule="auto"/>
+        <w:jc w:val="center"/>
+        <w:rPr>
+          <w:rFonts w:cs="Times New Roman"/>
+          <w:szCs w:val="24"/>
+        </w:rPr>
+      </w:pPr>
+      <w:r>
+        <w:rPr>
+          <w:rFonts w:cs="Times New Roman"/>
+          <w:b/>
+          <w:bCs/>
+          <w:szCs w:val="24"/>
+        </w:rPr>
+        <w:t>Submitted to:</w:t>
+      </w:r>
+    </w:p>
+    <w:p>
+      <w:pPr>
+        <w:spacing w:before="120" w:after="0" w:line="360" w:lineRule="auto"/>
+        <w:jc w:val="center"/>
+        <w:rPr>
+          <w:rFonts w:cs="Times New Roman"/>
+        </w:rPr>
+      </w:pPr>
+      <w:r>
+        <w:rPr>
+          <w:rFonts w:cs="Times New Roman"/>
+        </w:rPr>
+        <w:t xml:space="preserve">Bachelor of Computer </w:t>
+      </w:r>
+      <w:proofErr w:type="gramStart"/>
+      <w:r>
+        <w:rPr>
+          <w:rFonts w:cs="Times New Roman"/>
+        </w:rPr>
+        <w:t>Application(</w:t>
+      </w:r>
+      <w:proofErr w:type="gramEnd"/>
+      <w:r>
+        <w:rPr>
+          <w:rFonts w:cs="Times New Roman"/>
+        </w:rPr>
+        <w:t>BCA) Program</w:t>
+      </w:r>
+    </w:p>
+    <w:p>
+      <w:pPr>
+        <w:spacing w:before="120" w:after="0" w:line="360" w:lineRule="auto"/>
+        <w:jc w:val="center"/>
+        <w:rPr>
+          <w:rFonts w:cs="Times New Roman"/>
+        </w:rPr>
+      </w:pPr>
+      <w:r>
+        <w:rPr>
+          <w:rFonts w:cs="Times New Roman"/>
+        </w:rPr>
+        <w:t>In partial fulfilment of the requirements for the degree of BCA under</w:t>
+      </w:r>
+    </w:p>
+    <w:p>
+      <w:pPr>
+        <w:spacing w:before="120" w:after="0" w:line="360" w:lineRule="auto"/>
+        <w:jc w:val="center"/>
+        <w:rPr>
+          <w:rFonts w:cs="Times New Roman"/>
+          <w:sz w:val="28"/>
+          <w:szCs w:val="28"/>
+        </w:rPr>
+      </w:pPr>
+      <w:r>
+        <w:rPr>
+          <w:rFonts w:cs="Times New Roman"/>
+        </w:rPr>
+        <w:t>Pokhara University</w:t>
+      </w:r>
+    </w:p>
+    <w:p>
+      <w:pPr>
+        <w:spacing w:before="120" w:after="0" w:line="360" w:lineRule="auto"/>
+        <w:jc w:val="center"/>
+        <w:rPr>
+          <w:rFonts w:cs="Times New Roman"/>
+          <w:b/>
+          <w:bCs/>
+          <w:szCs w:val="24"/>
+        </w:rPr>
+      </w:pPr>
+      <w:r>
+        <w:rPr>
+          <w:rFonts w:cs="Times New Roman"/>
+          <w:b/>
+          <w:bCs/>
+          <w:szCs w:val="24"/>
+        </w:rPr>
+        <w:t>Submitted by:</w:t>
+      </w:r>
+    </w:p>
+    <w:tbl>
+      <w:tblPr>
+        <w:tblStyle w:val="TableGrid"/>
+        <w:tblW w:w="5000" w:type="pct"/>
+        <w:tblBorders>
+          <w:top w:val="none" w:sz="0" w:space="0" w:color="auto"/>
+          <w:left w:val="none" w:sz="0" w:space="0" w:color="auto"/>
+          <w:bottom w:val="none" w:sz="0" w:space="0" w:color="auto"/>
+          <w:right w:val="none" w:sz="0" w:space="0" w:color="auto"/>
+          <w:insideH w:val="none" w:sz="0" w:space="0" w:color="auto"/>
+          <w:insideV w:val="none" w:sz="0" w:space="0" w:color="auto"/>
+        </w:tblBorders>
+        <w:tblLook w:val="04A0" w:firstRow="1" w:lastRow="0" w:firstColumn="1" w:lastColumn="0" w:noHBand="0" w:noVBand="1"/>
+      </w:tblPr>
+      <w:tblGrid>
+        <w:gridCol w:w="2160"/>
+        <w:gridCol w:w="2160"/>
+        <w:gridCol w:w="1298"/>
+        <w:gridCol w:w="3022"/>
+      </w:tblGrid>
+      <w:tr>
+        <w:trPr>
+          <w:trHeight w:val="20"/>
+        </w:trPr>
+        <w:tc>
+          <w:tcPr>
+            <w:tcW w:w="1250" w:type="pct"/>
+            <w:vAlign w:val="center"/>
+          </w:tcPr>
+          <w:p>
+            <w:pPr>
+              <w:spacing w:before="120" w:line="360" w:lineRule="auto"/>
+              <w:jc w:val="center"/>
+              <w:rPr>
+                <w:rFonts w:cs="Times New Roman"/>
+                <w:b/>
+                <w:bCs/>
+                <w:szCs w:val="24"/>
+              </w:rPr>
+            </w:pPr>
+            <w:r>
+              <w:rPr>
+                <w:rFonts w:cs="Times New Roman"/>
+                <w:b/>
+                <w:bCs/>
+                <w:szCs w:val="24"/>
+              </w:rPr>
+              <w:t>Name:</w:t>
+            </w:r>
+          </w:p>
+        </w:tc>
+        <w:tc>
+          <w:tcPr>
+            <w:tcW w:w="1250" w:type="pct"/>
+            <w:vAlign w:val="center"/>
+          </w:tcPr>
+          <w:p>
+            <w:pPr>
+              <w:spacing w:before="120" w:line="360" w:lineRule="auto"/>
+              <w:jc w:val="center"/>
+              <w:rPr>
+                <w:rFonts w:cs="Times New Roman"/>
+                <w:b/>
+                <w:bCs/>
+                <w:szCs w:val="24"/>
+              </w:rPr>
+            </w:pPr>
+            <w:r>
+              <w:rPr>
+                <w:rFonts w:cs="Times New Roman"/>
+                <w:b/>
+                <w:bCs/>
+                <w:szCs w:val="24"/>
+              </w:rPr>
+              <w:t>Course</w:t>
+            </w:r>
+          </w:p>
+        </w:tc>
+        <w:tc>
+          <w:tcPr>
+            <w:tcW w:w="751" w:type="pct"/>
+            <w:vAlign w:val="center"/>
+          </w:tcPr>
+          <w:p>
+            <w:pPr>
+              <w:spacing w:before="120" w:line="360" w:lineRule="auto"/>
+              <w:jc w:val="center"/>
+              <w:rPr>
+                <w:rFonts w:cs="Times New Roman"/>
+                <w:b/>
+                <w:bCs/>
+                <w:szCs w:val="24"/>
+              </w:rPr>
+            </w:pPr>
+            <w:r>
+              <w:rPr>
+                <w:rFonts w:cs="Times New Roman"/>
+                <w:b/>
+                <w:bCs/>
+                <w:szCs w:val="24"/>
+              </w:rPr>
+              <w:t>Semester</w:t>
+            </w:r>
+          </w:p>
+        </w:tc>
+        <w:tc>
+          <w:tcPr>
+            <w:tcW w:w="1749" w:type="pct"/>
+            <w:vAlign w:val="center"/>
+          </w:tcPr>
+          <w:p>
+            <w:pPr>
+              <w:spacing w:before="120" w:line="360" w:lineRule="auto"/>
+              <w:jc w:val="center"/>
+              <w:rPr>
+                <w:rFonts w:cs="Times New Roman"/>
+                <w:b/>
+                <w:bCs/>
+                <w:szCs w:val="24"/>
+              </w:rPr>
+            </w:pPr>
+            <w:r>
+              <w:rPr>
+                <w:rFonts w:cs="Times New Roman"/>
+                <w:b/>
+                <w:bCs/>
+                <w:szCs w:val="24"/>
+              </w:rPr>
+              <w:t>P.U. Registration Number</w:t>
+            </w:r>
+          </w:p>
+        </w:tc>
+      </w:tr>
+      <w:tr>
+        <w:trPr>
+          <w:trHeight w:val="20"/>
+        </w:trPr>
+        <w:sdt>
+          <w:sdtPr>
+            <w:rPr>
+              <w:rFonts w:cs="Times New Roman"/>
+            </w:rPr>
+            <w:alias w:val="Author"/>
+            <w:tag w:val=""/>
+            <w:id w:val="2026284900"/>
+            <w:placeholder>
+              <w:docPart w:val="FF377E4CC680274DAF11F9F785791A0B"/>
+            </w:placeholder>
+            <w:dataBinding w:prefixMappings="xmlns:ns0='http://purl.org/dc/elements/1.1/' xmlns:ns1='http://schemas.openxmlformats.org/package/2006/metadata/core-properties' " w:xpath="/ns1:coreProperties[1]/ns0:creator[1]" w:storeItemID="{6C3C8BC8-F283-45AE-878A-BAB7291924A1}"/>
+            <w:text/>
+          </w:sdtPr>
+          <w:sdtContent>
+            <w:tc>
+              <w:tcPr>
+                <w:tcW w:w="1250" w:type="pct"/>
+                <w:vAlign w:val="center"/>
+              </w:tcPr>
+              <w:p>
+                <w:pPr>
+                  <w:spacing w:before="120" w:line="360" w:lineRule="auto"/>
+                  <w:jc w:val="center"/>
+                  <w:rPr>
+                    <w:rFonts w:cs="Times New Roman"/>
+                  </w:rPr>
+                </w:pPr>
+                <w:r>
+                  <w:rPr>
+                    <w:rFonts w:cs="Times New Roman"/>
+                  </w:rPr>
+                  <w:t>Sushant Adhikari</w:t>
+                </w:r>
+              </w:p>
+            </w:tc>
+          </w:sdtContent>
+        </w:sdt>
+        <w:tc>
+          <w:tcPr>
+            <w:tcW w:w="1250" w:type="pct"/>
+            <w:vAlign w:val="center"/>
+          </w:tcPr>
+          <w:p>
+            <w:pPr>
+              <w:spacing w:before="120" w:line="360" w:lineRule="auto"/>
+              <w:jc w:val="center"/>
+              <w:rPr>
+                <w:rFonts w:cs="Times New Roman"/>
+              </w:rPr>
+            </w:pPr>
+            <w:r>
+              <w:rPr>
+                <w:rFonts w:cs="Times New Roman"/>
+              </w:rPr>
+              <w:t>BCA</w:t>
+            </w:r>
+          </w:p>
+        </w:tc>
+        <w:tc>
+          <w:tcPr>
+            <w:tcW w:w="751" w:type="pct"/>
+            <w:vAlign w:val="center"/>
+          </w:tcPr>
+          <w:p>
+            <w:pPr>
+              <w:spacing w:before="120" w:line="360" w:lineRule="auto"/>
+              <w:jc w:val="center"/>
+              <w:rPr>
+                <w:rFonts w:cs="Times New Roman"/>
+              </w:rPr>
+            </w:pPr>
+            <w:r>
+              <w:rPr>
+                <w:rFonts w:cs="Times New Roman"/>
+              </w:rPr>
+              <w:t>2</w:t>
+            </w:r>
+            <w:r>
+              <w:rPr>
+                <w:rFonts w:cs="Times New Roman"/>
+                <w:vertAlign w:val="superscript"/>
+              </w:rPr>
+              <w:t>nd</w:t>
+            </w:r>
+          </w:p>
+        </w:tc>
+        <w:tc>
+          <w:tcPr>
+            <w:tcW w:w="1749" w:type="pct"/>
+            <w:vAlign w:val="center"/>
+          </w:tcPr>
+          <w:p>
+            <w:pPr>
+              <w:spacing w:before="120" w:line="360" w:lineRule="auto"/>
+              <w:jc w:val="center"/>
+              <w:rPr>
+                <w:rFonts w:cs="Times New Roman"/>
+              </w:rPr>
+            </w:pPr>
+            <w:r>
+              <w:rPr>
+                <w:rFonts w:cs="Times New Roman"/>
+              </w:rPr>
+              <w:t>2025-1-53-0350</w:t>
+            </w:r>
+          </w:p>
+        </w:tc>
+      </w:tr>
+      <w:tr>
+        <w:trPr>
+          <w:trHeight w:val="20"/>
+        </w:trPr>
+        <w:tc>
+          <w:tcPr>
+            <w:tcW w:w="1250" w:type="pct"/>
+            <w:vAlign w:val="center"/>
+          </w:tcPr>
+          <w:p>
+            <w:pPr>
+              <w:spacing w:before="120" w:line="360" w:lineRule="auto"/>
+              <w:jc w:val="center"/>
+              <w:rPr>
+                <w:rFonts w:cs="Times New Roman"/>
+                <w:b/>
+                <w:bCs/>
+              </w:rPr>
+            </w:pPr>
+            <w:r>
+              <w:rPr>
+                <w:rFonts w:cs="Times New Roman"/>
+              </w:rPr>
+              <w:t>Miraj Puri</w:t>
+            </w:r>
+          </w:p>
+        </w:tc>
+        <w:tc>
+          <w:tcPr>
+            <w:tcW w:w="1250" w:type="pct"/>
+            <w:vAlign w:val="center"/>
+          </w:tcPr>
+          <w:p>
+            <w:pPr>
+              <w:spacing w:before="120" w:line="360" w:lineRule="auto"/>
+              <w:jc w:val="center"/>
+              <w:rPr>
+                <w:rFonts w:cs="Times New Roman"/>
+                <w:b/>
+                <w:bCs/>
+              </w:rPr>
+            </w:pPr>
+            <w:r>
+              <w:rPr>
+                <w:rFonts w:cs="Times New Roman"/>
+              </w:rPr>
+              <w:t>BCA</w:t>
+            </w:r>
+          </w:p>
+        </w:tc>
+        <w:tc>
+          <w:tcPr>
+            <w:tcW w:w="751" w:type="pct"/>
+            <w:vAlign w:val="center"/>
+          </w:tcPr>
+          <w:p>
+            <w:pPr>
+              <w:spacing w:before="120" w:line="360" w:lineRule="auto"/>
+              <w:jc w:val="center"/>
+              <w:rPr>
+                <w:rFonts w:cs="Times New Roman"/>
+                <w:b/>
+                <w:bCs/>
+              </w:rPr>
+            </w:pPr>
+            <w:r>
+              <w:rPr>
+                <w:rFonts w:cs="Times New Roman"/>
+              </w:rPr>
+              <w:t>2</w:t>
+            </w:r>
+            <w:r>
+              <w:rPr>
+                <w:rFonts w:cs="Times New Roman"/>
+                <w:vertAlign w:val="superscript"/>
+              </w:rPr>
+              <w:t>nd</w:t>
+            </w:r>
+          </w:p>
+        </w:tc>
+        <w:tc>
+          <w:tcPr>
+            <w:tcW w:w="1749" w:type="pct"/>
+            <w:vAlign w:val="center"/>
+          </w:tcPr>
+          <w:p>
+            <w:pPr>
+              <w:spacing w:before="120" w:line="360" w:lineRule="auto"/>
+              <w:jc w:val="center"/>
+              <w:rPr>
+                <w:rFonts w:cs="Times New Roman"/>
+                <w:b/>
+                <w:bCs/>
+              </w:rPr>
+            </w:pPr>
+            <w:r>
+              <w:rPr>
+                <w:rFonts w:cs="Times New Roman"/>
+              </w:rPr>
+              <w:t>20</w:t>
+            </w:r>
+            <w:r>
+              <w:rPr>
+                <w:rFonts w:cs="Times New Roman"/>
+              </w:rPr>
+              <w:t>25-1-53-0333</w:t>
+            </w:r>
+          </w:p>
+        </w:tc>
+      </w:tr>
+      <w:tr>
+        <w:trPr>
+          <w:trHeight w:val="20"/>
+        </w:trPr>
+        <w:tc>
+          <w:tcPr>
+            <w:tcW w:w="1250" w:type="pct"/>
+            <w:vAlign w:val="center"/>
+          </w:tcPr>
+          <w:p>
+            <w:pPr>
+              <w:spacing w:before="120" w:line="360" w:lineRule="auto"/>
+              <w:jc w:val="center"/>
+              <w:rPr>
+                <w:rFonts w:cs="Times New Roman"/>
+              </w:rPr>
+            </w:pPr>
+            <w:r>
+              <w:rPr>
+                <w:rFonts w:cs="Times New Roman"/>
+              </w:rPr>
+              <w:t>Prashant Tripathi</w:t>
+            </w:r>
+          </w:p>
+        </w:tc>
+        <w:tc>
+          <w:tcPr>
+            <w:tcW w:w="1250" w:type="pct"/>
+            <w:vAlign w:val="center"/>
+          </w:tcPr>
+          <w:p>
+            <w:pPr>
+              <w:spacing w:before="120" w:line="360" w:lineRule="auto"/>
+              <w:jc w:val="center"/>
+              <w:rPr>
+                <w:rFonts w:cs="Times New Roman"/>
+                <w:b/>
+                <w:bCs/>
+              </w:rPr>
+            </w:pPr>
+            <w:r>
+              <w:rPr>
+                <w:rFonts w:cs="Times New Roman"/>
+              </w:rPr>
+              <w:t>BCA</w:t>
+            </w:r>
+          </w:p>
+        </w:tc>
+        <w:tc>
+          <w:tcPr>
+            <w:tcW w:w="751" w:type="pct"/>
+            <w:vAlign w:val="center"/>
+          </w:tcPr>
+          <w:p>
+            <w:pPr>
+              <w:spacing w:before="120" w:line="360" w:lineRule="auto"/>
+              <w:jc w:val="center"/>
+              <w:rPr>
+                <w:rFonts w:cs="Times New Roman"/>
+                <w:b/>
+                <w:bCs/>
+              </w:rPr>
+            </w:pPr>
+            <w:r>
+              <w:rPr>
+                <w:rFonts w:cs="Times New Roman"/>
+              </w:rPr>
+              <w:t>2</w:t>
+            </w:r>
+            <w:r>
+              <w:rPr>
+                <w:rFonts w:cs="Times New Roman"/>
+                <w:vertAlign w:val="superscript"/>
+              </w:rPr>
+              <w:t>nd</w:t>
+            </w:r>
+          </w:p>
+        </w:tc>
+        <w:tc>
+          <w:tcPr>
+            <w:tcW w:w="1749" w:type="pct"/>
+            <w:vAlign w:val="center"/>
+          </w:tcPr>
+          <w:p>
+            <w:pPr>
+              <w:spacing w:before="120" w:line="360" w:lineRule="auto"/>
+              <w:jc w:val="center"/>
+              <w:rPr>
+                <w:rFonts w:cs="Times New Roman"/>
+                <w:b/>
+                <w:bCs/>
+              </w:rPr>
+            </w:pPr>
+            <w:r>
+              <w:rPr>
+                <w:rFonts w:cs="Times New Roman"/>
+              </w:rPr>
+              <w:t>20</w:t>
+            </w:r>
+            <w:r>
+              <w:rPr>
+                <w:rFonts w:cs="Times New Roman"/>
+              </w:rPr>
+              <w:t>25-1-53-0340</w:t>
+            </w:r>
+          </w:p>
+        </w:tc>
+      </w:tr>
+    </w:tbl>
+    <w:p>
+      <w:pPr>
+        <w:rPr>
+          <w:rFonts w:cs="Times New Roman"/>
+        </w:rPr>
+      </w:pPr>
+      <w:r>
+        <w:rPr>
+          <w:rFonts w:cs="Times New Roman"/>
+          <w:b/>
+          <w:bCs/>
+          <w:szCs w:val="24"/>
+        </w:rPr>
+        <w:t>Date:</w:t>
+      </w:r>
+      <w:r>
+        <w:rPr>
+          <w:rFonts w:cs="Times New Roman"/>
+          <w:b/>
+          <w:bCs/>
+          <w:szCs w:val="24"/>
+        </w:rPr>
+        <w:t xml:space="preserve"> </w:t>
+      </w:r>
       <w:r>
         <w:rPr>
           <w:rFonts w:cs="Times New Roman"/>
@@ -86,25 +1058,7 @@
           <w:b/>
           <w:bCs/>
         </w:rPr>
-        <w:t xml:space="preserve">Mr. Ramesh </w:t>
-      </w:r>
-      <w:proofErr w:type="spellStart"/>
-      <w:r>
-        <w:rPr>
-          <w:rFonts w:cs="Times New Roman"/>
-          <w:b/>
-          <w:bCs/>
-        </w:rPr>
-        <w:t>Chalise</w:t>
-      </w:r>
-      <w:proofErr w:type="spellEnd"/>
-      <w:r>
-        <w:rPr>
-          <w:rFonts w:cs="Times New Roman"/>
-          <w:b/>
-          <w:bCs/>
-        </w:rPr>
-        <w:t>,</w:t>
+        <w:t>Mr. Ramesh Chalise,</w:t>
       </w:r>
       <w:r>
         <w:rPr>
@@ -193,7 +1147,7 @@
       <w:r>
         <w:br w:type="page"/>
       </w:r>
-      <w:bookmarkStart w:id="0" w:name="_Toc233458845"/>
+      <w:bookmarkStart w:id="4" w:name="_Toc233458845"/>
       <w:r>
         <w:rPr>
           <w:rFonts w:cs="Times New Roman"/>
@@ -201,10 +1155,11 @@
         <w:lastRenderedPageBreak/>
         <w:t>Declaration for</w:t>
       </w:r>
-      <w:bookmarkEnd w:id="0"/>
-    </w:p>
-    <w:p>
-      <w:pPr>
+      <w:bookmarkEnd w:id="4"/>
+    </w:p>
+    <w:p>
+      <w:pPr>
+        <w:jc w:val="center"/>
         <w:rPr>
           <w:rFonts w:cs="Times New Roman"/>
           <w:szCs w:val="24"/>
@@ -220,6 +1175,7 @@
     </w:p>
     <w:p>
       <w:pPr>
+        <w:jc w:val="center"/>
         <w:rPr>
           <w:rFonts w:cs="Times New Roman"/>
           <w:szCs w:val="24"/>
@@ -292,12 +1248,12 @@
         <w:spacing w:line="360" w:lineRule="auto"/>
         <w:jc w:val="center"/>
       </w:pPr>
-      <w:bookmarkStart w:id="1" w:name="_Toc233458846"/>
+      <w:bookmarkStart w:id="5" w:name="_Toc233458846"/>
       <w:r>
         <w:lastRenderedPageBreak/>
         <w:t>Supervisor’s Declaration</w:t>
       </w:r>
-      <w:bookmarkEnd w:id="1"/>
+      <w:bookmarkEnd w:id="5"/>
     </w:p>
     <w:p>
       <w:pPr>
@@ -500,12 +1456,12 @@
         <w:pStyle w:val="Heading1"/>
         <w:jc w:val="center"/>
       </w:pPr>
-      <w:bookmarkStart w:id="2" w:name="_Toc233458847"/>
+      <w:bookmarkStart w:id="6" w:name="_Toc233458847"/>
       <w:r>
         <w:lastRenderedPageBreak/>
         <w:t>Letter of Approval</w:t>
       </w:r>
-      <w:bookmarkEnd w:id="2"/>
+      <w:bookmarkEnd w:id="6"/>
     </w:p>
     <w:p>
       <w:pPr>
@@ -588,13 +1544,8 @@
         <w:spacing w:line="360" w:lineRule="auto"/>
       </w:pPr>
       <w:r>
-        <w:t xml:space="preserve">Arpan </w:t>
-      </w:r>
-      <w:proofErr w:type="spellStart"/>
-      <w:r>
-        <w:t>Pokhrel</w:t>
-      </w:r>
-      <w:proofErr w:type="spellEnd"/>
+        <w:t>Arpan Pokhrel</w:t>
+      </w:r>
     </w:p>
     <w:p>
       <w:pPr>
@@ -2177,7 +3128,7 @@
           <w:b/>
         </w:rPr>
       </w:pPr>
-      <w:bookmarkStart w:id="3" w:name="_Toc233458849"/>
+      <w:bookmarkStart w:id="7" w:name="_Toc233458849"/>
       <w:r>
         <w:rPr>
           <w:b/>
@@ -2185,7 +3136,7 @@
         <w:lastRenderedPageBreak/>
         <w:t>Introduction</w:t>
       </w:r>
-      <w:bookmarkEnd w:id="3"/>
+      <w:bookmarkEnd w:id="7"/>
     </w:p>
     <w:p>
       <w:pPr>
@@ -2263,7 +3214,7 @@
           <w:b/>
         </w:rPr>
       </w:pPr>
-      <w:bookmarkStart w:id="4" w:name="_Toc233458850"/>
+      <w:bookmarkStart w:id="8" w:name="_Toc233458850"/>
       <w:r>
         <w:rPr>
           <w:b/>
@@ -2271,7 +3222,7 @@
         <w:lastRenderedPageBreak/>
         <w:t>Objective</w:t>
       </w:r>
-      <w:bookmarkEnd w:id="4"/>
+      <w:bookmarkEnd w:id="8"/>
     </w:p>
     <w:p>
       <w:pPr>
@@ -2397,7 +3348,7 @@
           <w:b/>
         </w:rPr>
       </w:pPr>
-      <w:bookmarkStart w:id="5" w:name="_Toc233458851"/>
+      <w:bookmarkStart w:id="9" w:name="_Toc233458851"/>
       <w:r>
         <w:rPr>
           <w:b/>
@@ -2405,7 +3356,7 @@
         <w:lastRenderedPageBreak/>
         <w:t>Problem statement</w:t>
       </w:r>
-      <w:bookmarkEnd w:id="5"/>
+      <w:bookmarkEnd w:id="9"/>
     </w:p>
     <w:p>
       <w:pPr>
@@ -2509,7 +3460,7 @@
           <w:b/>
         </w:rPr>
       </w:pPr>
-      <w:bookmarkStart w:id="6" w:name="_Toc233458852"/>
+      <w:bookmarkStart w:id="10" w:name="_Toc233458852"/>
       <w:r>
         <w:rPr>
           <w:b/>
@@ -2517,7 +3468,7 @@
         <w:lastRenderedPageBreak/>
         <w:t>Background Study</w:t>
       </w:r>
-      <w:bookmarkEnd w:id="6"/>
+      <w:bookmarkEnd w:id="10"/>
     </w:p>
     <w:p>
       <w:pPr>
@@ -2625,7 +3576,7 @@
           <w:b/>
         </w:rPr>
       </w:pPr>
-      <w:bookmarkStart w:id="7" w:name="_Toc233458853"/>
+      <w:bookmarkStart w:id="11" w:name="_Toc233458853"/>
       <w:r>
         <w:rPr>
           <w:b/>
@@ -2639,7 +3590,7 @@
         </w:rPr>
         <w:t>sign</w:t>
       </w:r>
-      <w:bookmarkEnd w:id="7"/>
+      <w:bookmarkEnd w:id="11"/>
     </w:p>
     <w:p>
       <w:pPr>
@@ -2650,14 +3601,14 @@
           <w:b/>
         </w:rPr>
       </w:pPr>
-      <w:bookmarkStart w:id="8" w:name="_Toc233458854"/>
+      <w:bookmarkStart w:id="12" w:name="_Toc233458854"/>
       <w:r>
         <w:rPr>
           <w:b/>
         </w:rPr>
         <w:t>Use Case Diagram</w:t>
       </w:r>
-      <w:bookmarkEnd w:id="8"/>
+      <w:bookmarkEnd w:id="12"/>
     </w:p>
     <w:p>
       <w:pPr>
@@ -2710,7 +3661,7 @@
                     </pic:cNvPicPr>
                   </pic:nvPicPr>
                   <pic:blipFill>
-                    <a:blip r:embed="rId6" cstate="print">
+                    <a:blip r:embed="rId8" cstate="print">
                       <a:extLst>
                         <a:ext uri="{28A0092B-C50C-407E-A947-70E740481C1C}">
                           <a14:useLocalDpi xmlns:a14="http://schemas.microsoft.com/office/drawing/2010/main" val="0"/>
@@ -2747,8 +3698,8 @@
         <w:pStyle w:val="Caption"/>
         <w:jc w:val="center"/>
       </w:pPr>
-      <w:bookmarkStart w:id="9" w:name="_Toc233459031"/>
-      <w:bookmarkStart w:id="10" w:name="_Toc233459059"/>
+      <w:bookmarkStart w:id="13" w:name="_Toc233459031"/>
+      <w:bookmarkStart w:id="14" w:name="_Toc233459059"/>
       <w:r>
         <w:t xml:space="preserve">Figure </w:t>
       </w:r>
@@ -2776,8 +3727,8 @@
       <w:r>
         <w:t xml:space="preserve"> use case diagram</w:t>
       </w:r>
-      <w:bookmarkEnd w:id="9"/>
-      <w:bookmarkEnd w:id="10"/>
+      <w:bookmarkEnd w:id="13"/>
+      <w:bookmarkEnd w:id="14"/>
     </w:p>
     <w:p>
       <w:pPr>
@@ -2789,8 +3740,6 @@
       <w:r>
         <w:br w:type="page"/>
       </w:r>
-      <w:bookmarkStart w:id="11" w:name="_GoBack"/>
-      <w:bookmarkEnd w:id="11"/>
     </w:p>
     <w:p>
       <w:pPr>
@@ -2803,7 +3752,7 @@
           <w:b/>
         </w:rPr>
       </w:pPr>
-      <w:bookmarkStart w:id="12" w:name="_Toc233458855"/>
+      <w:bookmarkStart w:id="15" w:name="_Toc233458855"/>
       <w:r>
         <w:rPr>
           <w:b/>
@@ -2811,7 +3760,7 @@
         <w:lastRenderedPageBreak/>
         <w:t>Data Flow Diagram (DFD)</w:t>
       </w:r>
-      <w:bookmarkEnd w:id="12"/>
+      <w:bookmarkEnd w:id="15"/>
     </w:p>
     <w:p>
       <w:r>
@@ -2832,7 +3781,7 @@
       <w:pPr>
         <w:spacing w:line="360" w:lineRule="auto"/>
       </w:pPr>
-      <w:bookmarkStart w:id="13" w:name="_Toc233458856"/>
+      <w:bookmarkStart w:id="16" w:name="_Toc233458856"/>
       <w:r>
         <w:rPr>
           <w:rStyle w:val="Heading2Char"/>
@@ -2840,7 +3789,7 @@
         </w:rPr>
         <w:t>Level 0 (Context Diagram):</w:t>
       </w:r>
-      <w:bookmarkEnd w:id="13"/>
+      <w:bookmarkEnd w:id="16"/>
       <w:r>
         <w:rPr>
           <w:rStyle w:val="Heading2Char"/>
@@ -2895,7 +3844,7 @@
                     <pic:cNvPicPr/>
                   </pic:nvPicPr>
                   <pic:blipFill>
-                    <a:blip r:embed="rId7">
+                    <a:blip r:embed="rId9">
                       <a:extLst>
                         <a:ext uri="{28A0092B-C50C-407E-A947-70E740481C1C}">
                           <a14:useLocalDpi xmlns:a14="http://schemas.microsoft.com/office/drawing/2010/main" val="0"/>
@@ -2927,8 +3876,8 @@
         <w:pStyle w:val="Caption"/>
         <w:jc w:val="center"/>
       </w:pPr>
-      <w:bookmarkStart w:id="14" w:name="_Toc233459032"/>
-      <w:bookmarkStart w:id="15" w:name="_Toc233459060"/>
+      <w:bookmarkStart w:id="17" w:name="_Toc233459032"/>
+      <w:bookmarkStart w:id="18" w:name="_Toc233459060"/>
       <w:r>
         <w:t xml:space="preserve">Figure </w:t>
       </w:r>
@@ -2956,8 +3905,8 @@
       <w:r>
         <w:t>:DFD level 0</w:t>
       </w:r>
-      <w:bookmarkEnd w:id="14"/>
-      <w:bookmarkEnd w:id="15"/>
+      <w:bookmarkEnd w:id="17"/>
+      <w:bookmarkEnd w:id="18"/>
     </w:p>
     <w:p>
       <w:r>
@@ -2968,7 +3917,7 @@
       <w:pPr>
         <w:spacing w:line="360" w:lineRule="auto"/>
       </w:pPr>
-      <w:bookmarkStart w:id="16" w:name="_Toc233458857"/>
+      <w:bookmarkStart w:id="19" w:name="_Toc233458857"/>
       <w:r>
         <w:rPr>
           <w:rStyle w:val="Heading2Char"/>
@@ -2977,7 +3926,7 @@
         <w:lastRenderedPageBreak/>
         <w:t>Level 1 (Detailed Decomposition):</w:t>
       </w:r>
-      <w:bookmarkEnd w:id="16"/>
+      <w:bookmarkEnd w:id="19"/>
       <w:r>
         <w:t xml:space="preserve"> Breaks down the central system process into</w:t>
       </w:r>
@@ -3024,7 +3973,7 @@
                     <pic:cNvPicPr/>
                   </pic:nvPicPr>
                   <pic:blipFill rotWithShape="1">
-                    <a:blip r:embed="rId8">
+                    <a:blip r:embed="rId10">
                       <a:extLst>
                         <a:ext uri="{28A0092B-C50C-407E-A947-70E740481C1C}">
                           <a14:useLocalDpi xmlns:a14="http://schemas.microsoft.com/office/drawing/2010/main" val="0"/>
@@ -3063,8 +4012,8 @@
         <w:pStyle w:val="Caption"/>
         <w:jc w:val="center"/>
       </w:pPr>
-      <w:bookmarkStart w:id="17" w:name="_Toc233459033"/>
-      <w:bookmarkStart w:id="18" w:name="_Toc233459061"/>
+      <w:bookmarkStart w:id="20" w:name="_Toc233459033"/>
+      <w:bookmarkStart w:id="21" w:name="_Toc233459061"/>
       <w:r>
         <w:t xml:space="preserve">Figure </w:t>
       </w:r>
@@ -3092,8 +4041,8 @@
       <w:r>
         <w:t>:DFD level 1</w:t>
       </w:r>
-      <w:bookmarkEnd w:id="17"/>
-      <w:bookmarkEnd w:id="18"/>
+      <w:bookmarkEnd w:id="20"/>
+      <w:bookmarkEnd w:id="21"/>
     </w:p>
     <w:p>
       <w:r>
@@ -3108,7 +4057,7 @@
           <w:b/>
         </w:rPr>
       </w:pPr>
-      <w:bookmarkStart w:id="19" w:name="_Toc233458858"/>
+      <w:bookmarkStart w:id="22" w:name="_Toc233458858"/>
       <w:r>
         <w:rPr>
           <w:b/>
@@ -3116,7 +4065,7 @@
         <w:lastRenderedPageBreak/>
         <w:t>System Flowchart</w:t>
       </w:r>
-      <w:bookmarkEnd w:id="19"/>
+      <w:bookmarkEnd w:id="22"/>
     </w:p>
     <w:p>
       <w:pPr>
@@ -3163,7 +4112,7 @@
                     <pic:cNvPicPr/>
                   </pic:nvPicPr>
                   <pic:blipFill>
-                    <a:blip r:embed="rId9" cstate="print">
+                    <a:blip r:embed="rId11" cstate="print">
                       <a:extLst>
                         <a:ext uri="{28A0092B-C50C-407E-A947-70E740481C1C}">
                           <a14:useLocalDpi xmlns:a14="http://schemas.microsoft.com/office/drawing/2010/main" val="0"/>
@@ -3195,8 +4144,8 @@
         <w:pStyle w:val="Caption"/>
         <w:jc w:val="center"/>
       </w:pPr>
-      <w:bookmarkStart w:id="20" w:name="_Toc233459034"/>
-      <w:bookmarkStart w:id="21" w:name="_Toc233459062"/>
+      <w:bookmarkStart w:id="23" w:name="_Toc233459034"/>
+      <w:bookmarkStart w:id="24" w:name="_Toc233459062"/>
       <w:r>
         <w:t xml:space="preserve">Figure </w:t>
       </w:r>
@@ -3224,8 +4173,8 @@
       <w:r>
         <w:t xml:space="preserve"> flowchart</w:t>
       </w:r>
-      <w:bookmarkEnd w:id="20"/>
-      <w:bookmarkEnd w:id="21"/>
+      <w:bookmarkEnd w:id="23"/>
+      <w:bookmarkEnd w:id="24"/>
     </w:p>
     <w:p>
       <w:pPr>
@@ -3759,13 +4708,8 @@
               <w:spacing w:line="360" w:lineRule="auto"/>
             </w:pPr>
             <w:r>
-              <w:t xml:space="preserve">Miraj </w:t>
-            </w:r>
-            <w:proofErr w:type="spellStart"/>
-            <w:r>
-              <w:t>Puri</w:t>
-            </w:r>
-            <w:proofErr w:type="spellEnd"/>
+              <w:t>Miraj Puri</w:t>
+            </w:r>
           </w:p>
         </w:tc>
         <w:tc>
@@ -3942,7 +4886,7 @@
 </file>
 
 <file path=word/numbering.xml><?xml version="1.0" encoding="utf-8"?>
-<w:numbering xmlns:wpc="http://schemas.microsoft.com/office/word/2010/wordprocessingCanvas" xmlns:cx="http://schemas.microsoft.com/office/drawing/2014/chartex" xmlns:cx1="http://schemas.microsoft.com/office/drawing/2015/9/8/chartex" xmlns:cx2="http://schemas.microsoft.com/office/drawing/2015/10/21/chartex" xmlns:cx3="http://schemas.microsoft.com/office/drawing/2016/5/9/chartex" xmlns:cx4="http://schemas.microsoft.com/office/drawing/2016/5/10/chartex" xmlns:cx5="http://schemas.microsoft.com/office/drawing/2016/5/11/chartex" xmlns:cx6="http://schemas.microsoft.com/office/drawing/2016/5/12/chartex" xmlns:cx7="http://schemas.microsoft.com/office/drawing/2016/5/13/chartex" xmlns:cx8="http://schemas.microsoft.com/office/drawing/2016/5/14/chartex" xmlns:mc="http://schemas.openxmlformats.org/markup-compatibility/2006" xmlns:aink="http://schemas.microsoft.com/office/drawing/2016/ink" xmlns:am3d="http://schemas.microsoft.com/office/drawing/2017/model3d" xmlns:o="urn:schemas-microsoft-com:office:office" xmlns:r="http://schemas.openxmlformats.org/officeDocument/2006/relationships" xmlns:m="http://schemas.openxmlformats.org/officeDocument/2006/math" xmlns:v="urn:schemas-microsoft-com:vml" xmlns:wp14="http://schemas.microsoft.com/office/word/2010/wordprocessingDrawing" xmlns:wp="http://schemas.openxmlformats.org/drawingml/2006/wordprocessingDrawing" xmlns:w10="urn:schemas-microsoft-com:office:word" xmlns:w="http://schemas.openxmlformats.org/wordprocessingml/2006/main" xmlns:w14="http://schemas.microsoft.com/office/word/2010/wordml" xmlns:w15="http://schemas.microsoft.com/office/word/2012/wordml" xmlns:w16cid="http://schemas.microsoft.com/office/word/2016/wordml/cid" xmlns:w16se="http://schemas.microsoft.com/office/word/2015/wordml/symex" xmlns:wpg="http://schemas.microsoft.com/office/word/2010/wordprocessingGroup" xmlns:wpi="http://schemas.microsoft.com/office/word/2010/wordprocessingInk" xmlns:wne="http://schemas.microsoft.com/office/word/2006/wordml" xmlns:wps="http://schemas.microsoft.com/office/word/2010/wordprocessingShape" mc:Ignorable="w14 w15 w16se w16cid wp14">
+<w:numbering xmlns:wpc="http://schemas.microsoft.com/office/word/2010/wordprocessingCanvas" xmlns:cx="http://schemas.microsoft.com/office/drawing/2014/chartex" xmlns:cx1="http://schemas.microsoft.com/office/drawing/2015/9/8/chartex" xmlns:cx2="http://schemas.microsoft.com/office/drawing/2015/10/21/chartex" xmlns:cx3="http://schemas.microsoft.com/office/drawing/2016/5/9/chartex" xmlns:cx4="http://schemas.microsoft.com/office/drawing/2016/5/10/chartex" xmlns:cx5="http://schemas.microsoft.com/office/drawing/2016/5/11/chartex" xmlns:cx6="http://schemas.microsoft.com/office/drawing/2016/5/12/chartex" xmlns:cx7="http://schemas.microsoft.com/office/drawing/2016/5/13/chartex" xmlns:cx8="http://schemas.microsoft.com/office/drawing/2016/5/14/chartex" xmlns:mc="http://schemas.openxmlformats.org/markup-compatibility/2006" xmlns:aink="http://schemas.microsoft.com/office/drawing/2016/ink" xmlns:am3d="http://schemas.microsoft.com/office/drawing/2017/model3d" xmlns:o="urn:schemas-microsoft-com:office:office" xmlns:oel="http://schemas.microsoft.com/office/2019/extlst" xmlns:r="http://schemas.openxmlformats.org/officeDocument/2006/relationships" xmlns:m="http://schemas.openxmlformats.org/officeDocument/2006/math" xmlns:v="urn:schemas-microsoft-com:vml" xmlns:wp14="http://schemas.microsoft.com/office/word/2010/wordprocessingDrawing" xmlns:wp="http://schemas.openxmlformats.org/drawingml/2006/wordprocessingDrawing" xmlns:w10="urn:schemas-microsoft-com:office:word" xmlns:w="http://schemas.openxmlformats.org/wordprocessingml/2006/main" xmlns:w14="http://schemas.microsoft.com/office/word/2010/wordml" xmlns:w15="http://schemas.microsoft.com/office/word/2012/wordml" xmlns:w16cex="http://schemas.microsoft.com/office/word/2018/wordml/cex" xmlns:w16cid="http://schemas.microsoft.com/office/word/2016/wordml/cid" xmlns:w16="http://schemas.microsoft.com/office/word/2018/wordml" xmlns:w16du="http://schemas.microsoft.com/office/word/2023/wordml/word16du" xmlns:w16sdtdh="http://schemas.microsoft.com/office/word/2020/wordml/sdtdatahash" xmlns:w16sdtfl="http://schemas.microsoft.com/office/word/2024/wordml/sdtformatlock" xmlns:w16se="http://schemas.microsoft.com/office/word/2015/wordml/symex" xmlns:wpg="http://schemas.microsoft.com/office/word/2010/wordprocessingGroup" xmlns:wpi="http://schemas.microsoft.com/office/word/2010/wordprocessingInk" xmlns:wne="http://schemas.microsoft.com/office/word/2006/wordml" xmlns:wps="http://schemas.microsoft.com/office/word/2010/wordprocessingShape" mc:Ignorable="w14 w15 w16se w16cid w16 w16cex w16sdtdh w16sdtfl w16du wp14">
   <w:abstractNum w:abstractNumId="0" w15:restartNumberingAfterBreak="0">
     <w:nsid w:val="07962F39"/>
     <w:multiLevelType w:val="hybridMultilevel"/>
@@ -5732,56 +6676,56 @@
       </w:rPr>
     </w:lvl>
   </w:abstractNum>
-  <w:num w:numId="1">
+  <w:num w:numId="1" w16cid:durableId="2065828565">
     <w:abstractNumId w:val="3"/>
   </w:num>
-  <w:num w:numId="2">
+  <w:num w:numId="2" w16cid:durableId="1578318639">
     <w:abstractNumId w:val="5"/>
   </w:num>
-  <w:num w:numId="3">
+  <w:num w:numId="3" w16cid:durableId="2014067519">
     <w:abstractNumId w:val="0"/>
   </w:num>
-  <w:num w:numId="4">
+  <w:num w:numId="4" w16cid:durableId="1530725549">
     <w:abstractNumId w:val="9"/>
   </w:num>
-  <w:num w:numId="5">
+  <w:num w:numId="5" w16cid:durableId="353507522">
     <w:abstractNumId w:val="13"/>
   </w:num>
-  <w:num w:numId="6">
+  <w:num w:numId="6" w16cid:durableId="1019312227">
     <w:abstractNumId w:val="12"/>
   </w:num>
-  <w:num w:numId="7">
+  <w:num w:numId="7" w16cid:durableId="663823312">
     <w:abstractNumId w:val="14"/>
   </w:num>
-  <w:num w:numId="8">
+  <w:num w:numId="8" w16cid:durableId="654264143">
     <w:abstractNumId w:val="8"/>
   </w:num>
-  <w:num w:numId="9">
+  <w:num w:numId="9" w16cid:durableId="499123322">
     <w:abstractNumId w:val="10"/>
   </w:num>
-  <w:num w:numId="10">
+  <w:num w:numId="10" w16cid:durableId="645625518">
     <w:abstractNumId w:val="1"/>
   </w:num>
-  <w:num w:numId="11">
+  <w:num w:numId="11" w16cid:durableId="1883705718">
     <w:abstractNumId w:val="6"/>
   </w:num>
-  <w:num w:numId="12">
+  <w:num w:numId="12" w16cid:durableId="1774547420">
     <w:abstractNumId w:val="4"/>
   </w:num>
-  <w:num w:numId="13">
+  <w:num w:numId="13" w16cid:durableId="63459608">
     <w:abstractNumId w:val="11"/>
   </w:num>
-  <w:num w:numId="14">
+  <w:num w:numId="14" w16cid:durableId="1392462782">
     <w:abstractNumId w:val="7"/>
   </w:num>
-  <w:num w:numId="15">
+  <w:num w:numId="15" w16cid:durableId="2083522893">
     <w:abstractNumId w:val="2"/>
   </w:num>
 </w:numbering>
 </file>
 
 <file path=word/styles.xml><?xml version="1.0" encoding="utf-8"?>
-<w:styles xmlns:mc="http://schemas.openxmlformats.org/markup-compatibility/2006" xmlns:r="http://schemas.openxmlformats.org/officeDocument/2006/relationships" xmlns:w="http://schemas.openxmlformats.org/wordprocessingml/2006/main" xmlns:w14="http://schemas.microsoft.com/office/word/2010/wordml" xmlns:w15="http://schemas.microsoft.com/office/word/2012/wordml" xmlns:w16cid="http://schemas.microsoft.com/office/word/2016/wordml/cid" xmlns:w16se="http://schemas.microsoft.com/office/word/2015/wordml/symex" mc:Ignorable="w14 w15 w16se w16cid">
+<w:styles xmlns:mc="http://schemas.openxmlformats.org/markup-compatibility/2006" xmlns:r="http://schemas.openxmlformats.org/officeDocument/2006/relationships" xmlns:w="http://schemas.openxmlformats.org/wordprocessingml/2006/main" xmlns:w14="http://schemas.microsoft.com/office/word/2010/wordml" xmlns:w15="http://schemas.microsoft.com/office/word/2012/wordml" xmlns:w16cex="http://schemas.microsoft.com/office/word/2018/wordml/cex" xmlns:w16cid="http://schemas.microsoft.com/office/word/2016/wordml/cid" xmlns:w16="http://schemas.microsoft.com/office/word/2018/wordml" xmlns:w16du="http://schemas.microsoft.com/office/word/2023/wordml/word16du" xmlns:w16sdtdh="http://schemas.microsoft.com/office/word/2020/wordml/sdtdatahash" xmlns:w16sdtfl="http://schemas.microsoft.com/office/word/2024/wordml/sdtformatlock" xmlns:w16se="http://schemas.microsoft.com/office/word/2015/wordml/symex" mc:Ignorable="w14 w15 w16se w16cid w16 w16cex w16sdtdh w16sdtfl w16du">
   <w:docDefaults>
     <w:rPrDefault>
       <w:rPr>
@@ -5797,7 +6741,7 @@
       </w:pPr>
     </w:pPrDefault>
   </w:docDefaults>
-  <w:latentStyles w:defLockedState="0" w:defUIPriority="99" w:defSemiHidden="0" w:defUnhideWhenUsed="0" w:defQFormat="0" w:count="375">
+  <w:latentStyles w:defLockedState="0" w:defUIPriority="99" w:defSemiHidden="0" w:defUnhideWhenUsed="0" w:defQFormat="0" w:count="376">
     <w:lsdException w:name="Normal" w:uiPriority="0" w:qFormat="1"/>
     <w:lsdException w:name="heading 1" w:uiPriority="9" w:qFormat="1"/>
     <w:lsdException w:name="heading 2" w:semiHidden="1" w:uiPriority="9" w:unhideWhenUsed="1" w:qFormat="1"/>
@@ -6173,6 +7117,7 @@
     <w:lsdException w:name="Smart Hyperlink" w:semiHidden="1" w:unhideWhenUsed="1"/>
     <w:lsdException w:name="Hashtag" w:semiHidden="1" w:unhideWhenUsed="1"/>
     <w:lsdException w:name="Unresolved Mention" w:semiHidden="1" w:unhideWhenUsed="1"/>
+    <w:lsdException w:name="Smart Link" w:semiHidden="1" w:unhideWhenUsed="1"/>
   </w:latentStyles>
   <w:style w:type="paragraph" w:default="1" w:styleId="Normal">
     <w:name w:val="Normal"/>
@@ -6490,7 +7435,640 @@
       </w:tblBorders>
     </w:tblPr>
   </w:style>
+  <w:style w:type="character" w:styleId="PlaceholderText">
+    <w:name w:val="Placeholder Text"/>
+    <w:basedOn w:val="DefaultParagraphFont"/>
+    <w:uiPriority w:val="99"/>
+    <w:semiHidden/>
+    <w:rsid w:val="00B27645"/>
+    <w:rPr>
+      <w:color w:val="808080"/>
+    </w:rPr>
+  </w:style>
 </w:styles>
+</file>
+
+<file path=word/glossary/document.xml><?xml version="1.0" encoding="utf-8"?>
+<w:glossaryDocument xmlns:wpc="http://schemas.microsoft.com/office/word/2010/wordprocessingCanvas" xmlns:cx="http://schemas.microsoft.com/office/drawing/2014/chartex" xmlns:cx1="http://schemas.microsoft.com/office/drawing/2015/9/8/chartex" xmlns:cx2="http://schemas.microsoft.com/office/drawing/2015/10/21/chartex" xmlns:cx3="http://schemas.microsoft.com/office/drawing/2016/5/9/chartex" xmlns:cx4="http://schemas.microsoft.com/office/drawing/2016/5/10/chartex" xmlns:cx5="http://schemas.microsoft.com/office/drawing/2016/5/11/chartex" xmlns:cx6="http://schemas.microsoft.com/office/drawing/2016/5/12/chartex" xmlns:cx7="http://schemas.microsoft.com/office/drawing/2016/5/13/chartex" xmlns:cx8="http://schemas.microsoft.com/office/drawing/2016/5/14/chartex" xmlns:mc="http://schemas.openxmlformats.org/markup-compatibility/2006" xmlns:aink="http://schemas.microsoft.com/office/drawing/2016/ink" xmlns:am3d="http://schemas.microsoft.com/office/drawing/2017/model3d" xmlns:o="urn:schemas-microsoft-com:office:office" xmlns:oel="http://schemas.microsoft.com/office/2019/extlst" xmlns:r="http://schemas.openxmlformats.org/officeDocument/2006/relationships" xmlns:m="http://schemas.openxmlformats.org/officeDocument/2006/math" xmlns:v="urn:schemas-microsoft-com:vml" xmlns:wp14="http://schemas.microsoft.com/office/word/2010/wordprocessingDrawing" xmlns:wp="http://schemas.openxmlformats.org/drawingml/2006/wordprocessingDrawing" xmlns:w10="urn:schemas-microsoft-com:office:word" xmlns:w="http://schemas.openxmlformats.org/wordprocessingml/2006/main" xmlns:w14="http://schemas.microsoft.com/office/word/2010/wordml" xmlns:w15="http://schemas.microsoft.com/office/word/2012/wordml" xmlns:w16cex="http://schemas.microsoft.com/office/word/2018/wordml/cex" xmlns:w16cid="http://schemas.microsoft.com/office/word/2016/wordml/cid" xmlns:w16="http://schemas.microsoft.com/office/word/2018/wordml" xmlns:w16du="http://schemas.microsoft.com/office/word/2023/wordml/word16du" xmlns:w16sdtdh="http://schemas.microsoft.com/office/word/2020/wordml/sdtdatahash" xmlns:w16sdtfl="http://schemas.microsoft.com/office/word/2024/wordml/sdtformatlock" xmlns:w16se="http://schemas.microsoft.com/office/word/2015/wordml/symex" xmlns:wpg="http://schemas.microsoft.com/office/word/2010/wordprocessingGroup" xmlns:wpi="http://schemas.microsoft.com/office/word/2010/wordprocessingInk" xmlns:wne="http://schemas.microsoft.com/office/word/2006/wordml" xmlns:wps="http://schemas.microsoft.com/office/word/2010/wordprocessingShape" mc:Ignorable="w14 w15 w16se w16cid w16 w16cex w16sdtdh w16sdtfl w16du wp14">
+  <w:docParts>
+    <w:docPart>
+      <w:docPartPr>
+        <w:name w:val="E17F607101F17846AE26A6A017B9EEDE"/>
+        <w:category>
+          <w:name w:val="General"/>
+          <w:gallery w:val="placeholder"/>
+        </w:category>
+        <w:types>
+          <w:type w:val="bbPlcHdr"/>
+        </w:types>
+        <w:behaviors>
+          <w:behavior w:val="content"/>
+        </w:behaviors>
+        <w:guid w:val="{21A613B8-C1A4-7346-A867-E802A87F63AF}"/>
+      </w:docPartPr>
+      <w:docPartBody>
+        <w:p>
+          <w:pPr>
+            <w:pStyle w:val="E17F607101F17846AE26A6A017B9EEDE"/>
+          </w:pPr>
+          <w:r>
+            <w:rPr>
+              <w:rStyle w:val="PlaceholderText"/>
+            </w:rPr>
+            <w:t>[Title]</w:t>
+          </w:r>
+        </w:p>
+      </w:docPartBody>
+    </w:docPart>
+    <w:docPart>
+      <w:docPartPr>
+        <w:name w:val="FF377E4CC680274DAF11F9F785791A0B"/>
+        <w:category>
+          <w:name w:val="General"/>
+          <w:gallery w:val="placeholder"/>
+        </w:category>
+        <w:types>
+          <w:type w:val="bbPlcHdr"/>
+        </w:types>
+        <w:behaviors>
+          <w:behavior w:val="content"/>
+        </w:behaviors>
+        <w:guid w:val="{9E03688D-57D2-BE41-96FE-E4D7B8449EC0}"/>
+      </w:docPartPr>
+      <w:docPartBody>
+        <w:p>
+          <w:pPr>
+            <w:pStyle w:val="FF377E4CC680274DAF11F9F785791A0B"/>
+          </w:pPr>
+          <w:r>
+            <w:rPr>
+              <w:rStyle w:val="PlaceholderText"/>
+            </w:rPr>
+            <w:t>[Author]</w:t>
+          </w:r>
+        </w:p>
+      </w:docPartBody>
+    </w:docPart>
+  </w:docParts>
+</w:glossaryDocument>
+</file>
+
+<file path=word/glossary/fontTable.xml><?xml version="1.0" encoding="utf-8"?>
+<w:fonts xmlns:mc="http://schemas.openxmlformats.org/markup-compatibility/2006" xmlns:r="http://schemas.openxmlformats.org/officeDocument/2006/relationships" xmlns:w="http://schemas.openxmlformats.org/wordprocessingml/2006/main" xmlns:w14="http://schemas.microsoft.com/office/word/2010/wordml" xmlns:w15="http://schemas.microsoft.com/office/word/2012/wordml" xmlns:w16cex="http://schemas.microsoft.com/office/word/2018/wordml/cex" xmlns:w16cid="http://schemas.microsoft.com/office/word/2016/wordml/cid" xmlns:w16="http://schemas.microsoft.com/office/word/2018/wordml" xmlns:w16du="http://schemas.microsoft.com/office/word/2023/wordml/word16du" xmlns:w16sdtdh="http://schemas.microsoft.com/office/word/2020/wordml/sdtdatahash" xmlns:w16sdtfl="http://schemas.microsoft.com/office/word/2024/wordml/sdtformatlock" xmlns:w16se="http://schemas.microsoft.com/office/word/2015/wordml/symex" mc:Ignorable="w14 w15 w16se w16cid w16 w16cex w16sdtdh w16sdtfl w16du">
+  <w:font w:name="Symbol">
+    <w:panose1 w:val="05050102010706020507"/>
+    <w:charset w:val="02"/>
+    <w:family w:val="decorative"/>
+    <w:pitch w:val="variable"/>
+    <w:sig w:usb0="00000000" w:usb1="10000000" w:usb2="00000000" w:usb3="00000000" w:csb0="80000000" w:csb1="00000000"/>
+  </w:font>
+  <w:font w:name="Times New Roman">
+    <w:panose1 w:val="02020603050405020304"/>
+    <w:charset w:val="00"/>
+    <w:family w:val="roman"/>
+    <w:pitch w:val="variable"/>
+    <w:sig w:usb0="E0002EFF" w:usb1="C000785B" w:usb2="00000009" w:usb3="00000000" w:csb0="000001FF" w:csb1="00000000"/>
+  </w:font>
+  <w:font w:name="Courier New">
+    <w:panose1 w:val="02070309020205020404"/>
+    <w:charset w:val="00"/>
+    <w:family w:val="modern"/>
+    <w:pitch w:val="fixed"/>
+    <w:sig w:usb0="E0002AFF" w:usb1="C0007843" w:usb2="00000009" w:usb3="00000000" w:csb0="000001FF" w:csb1="00000000"/>
+  </w:font>
+  <w:font w:name="Wingdings">
+    <w:panose1 w:val="05000000000000000000"/>
+    <w:charset w:val="02"/>
+    <w:family w:val="auto"/>
+    <w:pitch w:val="variable"/>
+    <w:sig w:usb0="00000000" w:usb1="10000000" w:usb2="00000000" w:usb3="00000000" w:csb0="80000000" w:csb1="00000000"/>
+  </w:font>
+  <w:font w:name="Calibri">
+    <w:panose1 w:val="020F0502020204030204"/>
+    <w:charset w:val="00"/>
+    <w:family w:val="swiss"/>
+    <w:pitch w:val="variable"/>
+    <w:sig w:usb0="E0002AFF" w:usb1="C000247B" w:usb2="00000009" w:usb3="00000000" w:csb0="000001FF" w:csb1="00000000"/>
+  </w:font>
+  <w:font w:name="Calibri Light">
+    <w:panose1 w:val="020F0302020204030204"/>
+    <w:charset w:val="00"/>
+    <w:family w:val="swiss"/>
+    <w:pitch w:val="variable"/>
+    <w:sig w:usb0="E0002AFF" w:usb1="C000247B" w:usb2="00000009" w:usb3="00000000" w:csb0="000001FF" w:csb1="00000000"/>
+  </w:font>
+  <w:font w:name="Aptos">
+    <w:panose1 w:val="020B0004020202020204"/>
+    <w:charset w:val="00"/>
+    <w:family w:val="swiss"/>
+    <w:pitch w:val="variable"/>
+    <w:sig w:usb0="20000287" w:usb1="00000003" w:usb2="00000000" w:usb3="00000000" w:csb0="0000019F" w:csb1="00000000"/>
+  </w:font>
+  <w:font w:name="Aptos Display">
+    <w:panose1 w:val="020B0004020202020204"/>
+    <w:charset w:val="00"/>
+    <w:family w:val="swiss"/>
+    <w:pitch w:val="variable"/>
+    <w:sig w:usb0="20000287" w:usb1="00000003" w:usb2="00000000" w:usb3="00000000" w:csb0="0000019F" w:csb1="00000000"/>
+  </w:font>
+</w:fonts>
+</file>
+
+<file path=word/glossary/settings.xml><?xml version="1.0" encoding="utf-8"?>
+<w:settings xmlns:mc="http://schemas.openxmlformats.org/markup-compatibility/2006" xmlns:o="urn:schemas-microsoft-com:office:office" xmlns:r="http://schemas.openxmlformats.org/officeDocument/2006/relationships" xmlns:m="http://schemas.openxmlformats.org/officeDocument/2006/math" xmlns:v="urn:schemas-microsoft-com:vml" xmlns:w10="urn:schemas-microsoft-com:office:word" xmlns:w="http://schemas.openxmlformats.org/wordprocessingml/2006/main" xmlns:w14="http://schemas.microsoft.com/office/word/2010/wordml" xmlns:w15="http://schemas.microsoft.com/office/word/2012/wordml" xmlns:w16cex="http://schemas.microsoft.com/office/word/2018/wordml/cex" xmlns:w16cid="http://schemas.microsoft.com/office/word/2016/wordml/cid" xmlns:w16="http://schemas.microsoft.com/office/word/2018/wordml" xmlns:w16du="http://schemas.microsoft.com/office/word/2023/wordml/word16du" xmlns:w16sdtdh="http://schemas.microsoft.com/office/word/2020/wordml/sdtdatahash" xmlns:w16sdtfl="http://schemas.microsoft.com/office/word/2024/wordml/sdtformatlock" xmlns:w16se="http://schemas.microsoft.com/office/word/2015/wordml/symex" xmlns:sl="http://schemas.openxmlformats.org/schemaLibrary/2006/main" mc:Ignorable="w14 w15 w16se w16cid w16 w16cex w16sdtdh w16sdtfl w16du">
+  <w:view w:val="normal"/>
+  <w:defaultTabStop w:val="720"/>
+  <w:characterSpacingControl w:val="doNotCompress"/>
+  <w:compat>
+    <w:useFELayout/>
+    <w:compatSetting w:name="compatibilityMode" w:uri="http://schemas.microsoft.com/office/word" w:val="15"/>
+    <w:compatSetting w:name="overrideTableStyleFontSizeAndJustification" w:uri="http://schemas.microsoft.com/office/word" w:val="1"/>
+    <w:compatSetting w:name="enableOpenTypeFeatures" w:uri="http://schemas.microsoft.com/office/word" w:val="1"/>
+    <w:compatSetting w:name="doNotFlipMirrorIndents" w:uri="http://schemas.microsoft.com/office/word" w:val="1"/>
+    <w:compatSetting w:name="differentiateMultirowTableHeaders" w:uri="http://schemas.microsoft.com/office/word" w:val="1"/>
+    <w:compatSetting w:name="useWord2013TrackBottomHyphenation" w:uri="http://schemas.microsoft.com/office/word" w:val="0"/>
+  </w:compat>
+  <w:rsids>
+    <w:rsidRoot w:val="000B4DC2"/>
+    <w:rsid w:val="000B4DC2"/>
+    <w:rsid w:val="004E6BAE"/>
+    <w:rsid w:val="00923CA6"/>
+  </w:rsids>
+  <m:mathPr>
+    <m:mathFont m:val="Cambria Math"/>
+    <m:brkBin m:val="before"/>
+    <m:brkBinSub m:val="--"/>
+    <m:smallFrac m:val="0"/>
+    <m:dispDef/>
+    <m:lMargin m:val="0"/>
+    <m:rMargin m:val="0"/>
+    <m:defJc m:val="centerGroup"/>
+    <m:wrapIndent m:val="1440"/>
+    <m:intLim m:val="subSup"/>
+    <m:naryLim m:val="undOvr"/>
+  </m:mathPr>
+  <w:themeFontLang w:val="en-NP"/>
+  <w:clrSchemeMapping w:bg1="light1" w:t1="dark1" w:bg2="light2" w:t2="dark2" w:accent1="accent1" w:accent2="accent2" w:accent3="accent3" w:accent4="accent4" w:accent5="accent5" w:accent6="accent6" w:hyperlink="hyperlink" w:followedHyperlink="followedHyperlink"/>
+  <w:decimalSymbol w:val="."/>
+  <w:listSeparator w:val=","/>
+  <w15:chartTrackingRefBased/>
+</w:settings>
+</file>
+
+<file path=word/glossary/styles.xml><?xml version="1.0" encoding="utf-8"?>
+<w:styles xmlns:mc="http://schemas.openxmlformats.org/markup-compatibility/2006" xmlns:r="http://schemas.openxmlformats.org/officeDocument/2006/relationships" xmlns:w="http://schemas.openxmlformats.org/wordprocessingml/2006/main" xmlns:w14="http://schemas.microsoft.com/office/word/2010/wordml" xmlns:w15="http://schemas.microsoft.com/office/word/2012/wordml" xmlns:w16cex="http://schemas.microsoft.com/office/word/2018/wordml/cex" xmlns:w16cid="http://schemas.microsoft.com/office/word/2016/wordml/cid" xmlns:w16="http://schemas.microsoft.com/office/word/2018/wordml" xmlns:w16du="http://schemas.microsoft.com/office/word/2023/wordml/word16du" xmlns:w16sdtdh="http://schemas.microsoft.com/office/word/2020/wordml/sdtdatahash" xmlns:w16sdtfl="http://schemas.microsoft.com/office/word/2024/wordml/sdtformatlock" xmlns:w16se="http://schemas.microsoft.com/office/word/2015/wordml/symex" mc:Ignorable="w14 w15 w16se w16cid w16 w16cex w16sdtdh w16sdtfl w16du">
+  <w:docDefaults>
+    <w:rPrDefault>
+      <w:rPr>
+        <w:rFonts w:asciiTheme="minorHAnsi" w:eastAsiaTheme="minorEastAsia" w:hAnsiTheme="minorHAnsi" w:cstheme="minorBidi"/>
+        <w:kern w:val="2"/>
+        <w:sz w:val="24"/>
+        <w:szCs w:val="24"/>
+        <w:lang w:val="en-NP" w:eastAsia="en-US" w:bidi="ar-SA"/>
+        <w14:ligatures w14:val="standardContextual"/>
+      </w:rPr>
+    </w:rPrDefault>
+    <w:pPrDefault>
+      <w:pPr>
+        <w:spacing w:after="160" w:line="278" w:lineRule="auto"/>
+      </w:pPr>
+    </w:pPrDefault>
+  </w:docDefaults>
+  <w:latentStyles w:defLockedState="0" w:defUIPriority="99" w:defSemiHidden="0" w:defUnhideWhenUsed="0" w:defQFormat="0" w:count="376">
+    <w:lsdException w:name="Normal" w:uiPriority="0" w:qFormat="1"/>
+    <w:lsdException w:name="heading 1" w:uiPriority="9" w:qFormat="1"/>
+    <w:lsdException w:name="heading 2" w:semiHidden="1" w:uiPriority="9" w:unhideWhenUsed="1" w:qFormat="1"/>
+    <w:lsdException w:name="heading 3" w:semiHidden="1" w:uiPriority="9" w:unhideWhenUsed="1" w:qFormat="1"/>
+    <w:lsdException w:name="heading 4" w:semiHidden="1" w:uiPriority="9" w:unhideWhenUsed="1" w:qFormat="1"/>
+    <w:lsdException w:name="heading 5" w:semiHidden="1" w:uiPriority="9" w:unhideWhenUsed="1" w:qFormat="1"/>
+    <w:lsdException w:name="heading 6" w:semiHidden="1" w:uiPriority="9" w:unhideWhenUsed="1" w:qFormat="1"/>
+    <w:lsdException w:name="heading 7" w:semiHidden="1" w:uiPriority="9" w:unhideWhenUsed="1" w:qFormat="1"/>
+    <w:lsdException w:name="heading 8" w:semiHidden="1" w:uiPriority="9" w:unhideWhenUsed="1" w:qFormat="1"/>
+    <w:lsdException w:name="heading 9" w:semiHidden="1" w:uiPriority="9" w:unhideWhenUsed="1" w:qFormat="1"/>
+    <w:lsdException w:name="index 1" w:semiHidden="1" w:unhideWhenUsed="1"/>
+    <w:lsdException w:name="index 2" w:semiHidden="1" w:unhideWhenUsed="1"/>
+    <w:lsdException w:name="index 3" w:semiHidden="1" w:unhideWhenUsed="1"/>
+    <w:lsdException w:name="index 4" w:semiHidden="1" w:unhideWhenUsed="1"/>
+    <w:lsdException w:name="index 5" w:semiHidden="1" w:unhideWhenUsed="1"/>
+    <w:lsdException w:name="index 6" w:semiHidden="1" w:unhideWhenUsed="1"/>
+    <w:lsdException w:name="index 7" w:semiHidden="1" w:unhideWhenUsed="1"/>
+    <w:lsdException w:name="index 8" w:semiHidden="1" w:unhideWhenUsed="1"/>
+    <w:lsdException w:name="index 9" w:semiHidden="1" w:unhideWhenUsed="1"/>
+    <w:lsdException w:name="toc 1" w:semiHidden="1" w:uiPriority="39" w:unhideWhenUsed="1"/>
+    <w:lsdException w:name="toc 2" w:semiHidden="1" w:uiPriority="39" w:unhideWhenUsed="1"/>
+    <w:lsdException w:name="toc 3" w:semiHidden="1" w:uiPriority="39" w:unhideWhenUsed="1"/>
+    <w:lsdException w:name="toc 4" w:semiHidden="1" w:uiPriority="39" w:unhideWhenUsed="1"/>
+    <w:lsdException w:name="toc 5" w:semiHidden="1" w:uiPriority="39" w:unhideWhenUsed="1"/>
+    <w:lsdException w:name="toc 6" w:semiHidden="1" w:uiPriority="39" w:unhideWhenUsed="1"/>
+    <w:lsdException w:name="toc 7" w:semiHidden="1" w:uiPriority="39" w:unhideWhenUsed="1"/>
+    <w:lsdException w:name="toc 8" w:semiHidden="1" w:uiPriority="39" w:unhideWhenUsed="1"/>
+    <w:lsdException w:name="toc 9" w:semiHidden="1" w:uiPriority="39" w:unhideWhenUsed="1"/>
+    <w:lsdException w:name="Normal Indent" w:semiHidden="1" w:unhideWhenUsed="1"/>
+    <w:lsdException w:name="footnote text" w:semiHidden="1" w:unhideWhenUsed="1"/>
+    <w:lsdException w:name="annotation text" w:semiHidden="1" w:unhideWhenUsed="1"/>
+    <w:lsdException w:name="header" w:semiHidden="1" w:unhideWhenUsed="1"/>
+    <w:lsdException w:name="footer" w:semiHidden="1" w:unhideWhenUsed="1"/>
+    <w:lsdException w:name="index heading" w:semiHidden="1" w:unhideWhenUsed="1"/>
+    <w:lsdException w:name="caption" w:semiHidden="1" w:uiPriority="35" w:unhideWhenUsed="1" w:qFormat="1"/>
+    <w:lsdException w:name="table of figures" w:semiHidden="1" w:unhideWhenUsed="1"/>
+    <w:lsdException w:name="envelope address" w:semiHidden="1" w:unhideWhenUsed="1"/>
+    <w:lsdException w:name="envelope return" w:semiHidden="1" w:unhideWhenUsed="1"/>
+    <w:lsdException w:name="footnote reference" w:semiHidden="1" w:unhideWhenUsed="1"/>
+    <w:lsdException w:name="annotation reference" w:semiHidden="1" w:unhideWhenUsed="1"/>
+    <w:lsdException w:name="line number" w:semiHidden="1" w:unhideWhenUsed="1"/>
+    <w:lsdException w:name="page number" w:semiHidden="1" w:unhideWhenUsed="1"/>
+    <w:lsdException w:name="endnote reference" w:semiHidden="1" w:unhideWhenUsed="1"/>
+    <w:lsdException w:name="endnote text" w:semiHidden="1" w:unhideWhenUsed="1"/>
+    <w:lsdException w:name="table of authorities" w:semiHidden="1" w:unhideWhenUsed="1"/>
+    <w:lsdException w:name="macro" w:semiHidden="1" w:unhideWhenUsed="1"/>
+    <w:lsdException w:name="toa heading" w:semiHidden="1" w:unhideWhenUsed="1"/>
+    <w:lsdException w:name="List" w:semiHidden="1" w:unhideWhenUsed="1"/>
+    <w:lsdException w:name="List Bullet" w:semiHidden="1" w:unhideWhenUsed="1"/>
+    <w:lsdException w:name="List Number" w:semiHidden="1" w:unhideWhenUsed="1"/>
+    <w:lsdException w:name="List 2" w:semiHidden="1" w:unhideWhenUsed="1"/>
+    <w:lsdException w:name="List 3" w:semiHidden="1" w:unhideWhenUsed="1"/>
+    <w:lsdException w:name="List 4" w:semiHidden="1" w:unhideWhenUsed="1"/>
+    <w:lsdException w:name="List 5" w:semiHidden="1" w:unhideWhenUsed="1"/>
+    <w:lsdException w:name="List Bullet 2" w:semiHidden="1" w:unhideWhenUsed="1"/>
+    <w:lsdException w:name="List Bullet 3" w:semiHidden="1" w:unhideWhenUsed="1"/>
+    <w:lsdException w:name="List Bullet 4" w:semiHidden="1" w:unhideWhenUsed="1"/>
+    <w:lsdException w:name="List Bullet 5" w:semiHidden="1" w:unhideWhenUsed="1"/>
+    <w:lsdException w:name="List Number 2" w:semiHidden="1" w:unhideWhenUsed="1"/>
+    <w:lsdException w:name="List Number 3" w:semiHidden="1" w:unhideWhenUsed="1"/>
+    <w:lsdException w:name="List Number 4" w:semiHidden="1" w:unhideWhenUsed="1"/>
+    <w:lsdException w:name="List Number 5" w:semiHidden="1" w:unhideWhenUsed="1"/>
+    <w:lsdException w:name="Title" w:uiPriority="10" w:qFormat="1"/>
+    <w:lsdException w:name="Closing" w:semiHidden="1" w:unhideWhenUsed="1"/>
+    <w:lsdException w:name="Signature" w:semiHidden="1" w:unhideWhenUsed="1"/>
+    <w:lsdException w:name="Default Paragraph Font" w:semiHidden="1" w:uiPriority="1" w:unhideWhenUsed="1"/>
+    <w:lsdException w:name="Body Text" w:semiHidden="1" w:unhideWhenUsed="1"/>
+    <w:lsdException w:name="Body Text Indent" w:semiHidden="1" w:unhideWhenUsed="1"/>
+    <w:lsdException w:name="List Continue" w:semiHidden="1" w:unhideWhenUsed="1"/>
+    <w:lsdException w:name="List Continue 2" w:semiHidden="1" w:unhideWhenUsed="1"/>
+    <w:lsdException w:name="List Continue 3" w:semiHidden="1" w:unhideWhenUsed="1"/>
+    <w:lsdException w:name="List Continue 4" w:semiHidden="1" w:unhideWhenUsed="1"/>
+    <w:lsdException w:name="List Continue 5" w:semiHidden="1" w:unhideWhenUsed="1"/>
+    <w:lsdException w:name="Message Header" w:semiHidden="1" w:unhideWhenUsed="1"/>
+    <w:lsdException w:name="Subtitle" w:uiPriority="11" w:qFormat="1"/>
+    <w:lsdException w:name="Salutation" w:semiHidden="1" w:unhideWhenUsed="1"/>
+    <w:lsdException w:name="Date" w:semiHidden="1" w:unhideWhenUsed="1"/>
+    <w:lsdException w:name="Body Text First Indent" w:semiHidden="1" w:unhideWhenUsed="1"/>
+    <w:lsdException w:name="Body Text First Indent 2" w:semiHidden="1" w:unhideWhenUsed="1"/>
+    <w:lsdException w:name="Note Heading" w:semiHidden="1" w:unhideWhenUsed="1"/>
+    <w:lsdException w:name="Body Text 2" w:semiHidden="1" w:unhideWhenUsed="1"/>
+    <w:lsdException w:name="Body Text 3" w:semiHidden="1" w:unhideWhenUsed="1"/>
+    <w:lsdException w:name="Body Text Indent 2" w:semiHidden="1" w:unhideWhenUsed="1"/>
+    <w:lsdException w:name="Body Text Indent 3" w:semiHidden="1" w:unhideWhenUsed="1"/>
+    <w:lsdException w:name="Block Text" w:semiHidden="1" w:unhideWhenUsed="1"/>
+    <w:lsdException w:name="Hyperlink" w:semiHidden="1" w:unhideWhenUsed="1"/>
+    <w:lsdException w:name="FollowedHyperlink" w:semiHidden="1" w:unhideWhenUsed="1"/>
+    <w:lsdException w:name="Strong" w:uiPriority="22" w:qFormat="1"/>
+    <w:lsdException w:name="Emphasis" w:uiPriority="20" w:qFormat="1"/>
+    <w:lsdException w:name="Document Map" w:semiHidden="1" w:unhideWhenUsed="1"/>
+    <w:lsdException w:name="Plain Text" w:semiHidden="1" w:unhideWhenUsed="1"/>
+    <w:lsdException w:name="E-mail Signature" w:semiHidden="1" w:unhideWhenUsed="1"/>
+    <w:lsdException w:name="HTML Top of Form" w:semiHidden="1" w:unhideWhenUsed="1"/>
+    <w:lsdException w:name="HTML Bottom of Form" w:semiHidden="1" w:unhideWhenUsed="1"/>
+    <w:lsdException w:name="Normal (Web)" w:semiHidden="1" w:unhideWhenUsed="1"/>
+    <w:lsdException w:name="HTML Acronym" w:semiHidden="1" w:unhideWhenUsed="1"/>
+    <w:lsdException w:name="HTML Address" w:semiHidden="1" w:unhideWhenUsed="1"/>
+    <w:lsdException w:name="HTML Cite" w:semiHidden="1" w:unhideWhenUsed="1"/>
+    <w:lsdException w:name="HTML Code" w:semiHidden="1" w:unhideWhenUsed="1"/>
+    <w:lsdException w:name="HTML Definition" w:semiHidden="1" w:unhideWhenUsed="1"/>
+    <w:lsdException w:name="HTML Keyboard" w:semiHidden="1" w:unhideWhenUsed="1"/>
+    <w:lsdException w:name="HTML Preformatted" w:semiHidden="1" w:unhideWhenUsed="1"/>
+    <w:lsdException w:name="HTML Sample" w:semiHidden="1" w:unhideWhenUsed="1"/>
+    <w:lsdException w:name="HTML Typewriter" w:semiHidden="1" w:unhideWhenUsed="1"/>
+    <w:lsdException w:name="HTML Variable" w:semiHidden="1" w:unhideWhenUsed="1"/>
+    <w:lsdException w:name="Normal Table" w:semiHidden="1" w:unhideWhenUsed="1"/>
+    <w:lsdException w:name="annotation subject" w:semiHidden="1" w:unhideWhenUsed="1"/>
+    <w:lsdException w:name="No List" w:semiHidden="1" w:unhideWhenUsed="1"/>
+    <w:lsdException w:name="Outline List 1" w:semiHidden="1" w:unhideWhenUsed="1"/>
+    <w:lsdException w:name="Outline List 2" w:semiHidden="1" w:unhideWhenUsed="1"/>
+    <w:lsdException w:name="Outline List 3" w:semiHidden="1" w:unhideWhenUsed="1"/>
+    <w:lsdException w:name="Table Simple 1" w:semiHidden="1" w:unhideWhenUsed="1"/>
+    <w:lsdException w:name="Table Simple 2" w:semiHidden="1" w:unhideWhenUsed="1"/>
+    <w:lsdException w:name="Table Simple 3" w:semiHidden="1" w:unhideWhenUsed="1"/>
+    <w:lsdException w:name="Table Classic 1" w:semiHidden="1" w:unhideWhenUsed="1"/>
+    <w:lsdException w:name="Table Classic 2" w:semiHidden="1" w:unhideWhenUsed="1"/>
+    <w:lsdException w:name="Table Classic 3" w:semiHidden="1" w:unhideWhenUsed="1"/>
+    <w:lsdException w:name="Table Classic 4" w:semiHidden="1" w:unhideWhenUsed="1"/>
+    <w:lsdException w:name="Table Colorful 1" w:semiHidden="1" w:unhideWhenUsed="1"/>
+    <w:lsdException w:name="Table Colorful 2" w:semiHidden="1" w:unhideWhenUsed="1"/>
+    <w:lsdException w:name="Table Colorful 3" w:semiHidden="1" w:unhideWhenUsed="1"/>
+    <w:lsdException w:name="Table Columns 1" w:semiHidden="1" w:unhideWhenUsed="1"/>
+    <w:lsdException w:name="Table Columns 2" w:semiHidden="1" w:unhideWhenUsed="1"/>
+    <w:lsdException w:name="Table Columns 3" w:semiHidden="1" w:unhideWhenUsed="1"/>
+    <w:lsdException w:name="Table Columns 4" w:semiHidden="1" w:unhideWhenUsed="1"/>
+    <w:lsdException w:name="Table Columns 5" w:semiHidden="1" w:unhideWhenUsed="1"/>
+    <w:lsdException w:name="Table Grid 1" w:semiHidden="1" w:unhideWhenUsed="1"/>
+    <w:lsdException w:name="Table Grid 2" w:semiHidden="1" w:unhideWhenUsed="1"/>
+    <w:lsdException w:name="Table Grid 3" w:semiHidden="1" w:unhideWhenUsed="1"/>
+    <w:lsdException w:name="Table Grid 4" w:semiHidden="1" w:unhideWhenUsed="1"/>
+    <w:lsdException w:name="Table Grid 5" w:semiHidden="1" w:unhideWhenUsed="1"/>
+    <w:lsdException w:name="Table Grid 6" w:semiHidden="1" w:unhideWhenUsed="1"/>
+    <w:lsdException w:name="Table Grid 7" w:semiHidden="1" w:unhideWhenUsed="1"/>
+    <w:lsdException w:name="Table Grid 8" w:semiHidden="1" w:unhideWhenUsed="1"/>
+    <w:lsdException w:name="Table List 1" w:semiHidden="1" w:unhideWhenUsed="1"/>
+    <w:lsdException w:name="Table List 2" w:semiHidden="1" w:unhideWhenUsed="1"/>
+    <w:lsdException w:name="Table List 3" w:semiHidden="1" w:unhideWhenUsed="1"/>
+    <w:lsdException w:name="Table List 4" w:semiHidden="1" w:unhideWhenUsed="1"/>
+    <w:lsdException w:name="Table List 5" w:semiHidden="1" w:unhideWhenUsed="1"/>
+    <w:lsdException w:name="Table List 6" w:semiHidden="1" w:unhideWhenUsed="1"/>
+    <w:lsdException w:name="Table List 7" w:semiHidden="1" w:unhideWhenUsed="1"/>
+    <w:lsdException w:name="Table List 8" w:semiHidden="1" w:unhideWhenUsed="1"/>
+    <w:lsdException w:name="Table 3D effects 1" w:semiHidden="1" w:unhideWhenUsed="1"/>
+    <w:lsdException w:name="Table 3D effects 2" w:semiHidden="1" w:unhideWhenUsed="1"/>
+    <w:lsdException w:name="Table 3D effects 3" w:semiHidden="1" w:unhideWhenUsed="1"/>
+    <w:lsdException w:name="Table Contemporary" w:semiHidden="1" w:unhideWhenUsed="1"/>
+    <w:lsdException w:name="Table Elegant" w:semiHidden="1" w:unhideWhenUsed="1"/>
+    <w:lsdException w:name="Table Professional" w:semiHidden="1" w:unhideWhenUsed="1"/>
+    <w:lsdException w:name="Table Subtle 1" w:semiHidden="1" w:unhideWhenUsed="1"/>
+    <w:lsdException w:name="Table Subtle 2" w:semiHidden="1" w:unhideWhenUsed="1"/>
+    <w:lsdException w:name="Table Web 1" w:semiHidden="1" w:unhideWhenUsed="1"/>
+    <w:lsdException w:name="Table Web 2" w:semiHidden="1" w:unhideWhenUsed="1"/>
+    <w:lsdException w:name="Table Web 3" w:semiHidden="1" w:unhideWhenUsed="1"/>
+    <w:lsdException w:name="Balloon Text" w:semiHidden="1" w:unhideWhenUsed="1"/>
+    <w:lsdException w:name="Table Grid" w:uiPriority="39"/>
+    <w:lsdException w:name="Table Theme" w:semiHidden="1" w:unhideWhenUsed="1"/>
+    <w:lsdException w:name="Placeholder Text" w:semiHidden="1"/>
+    <w:lsdException w:name="No Spacing" w:uiPriority="1" w:qFormat="1"/>
+    <w:lsdException w:name="Light Shading" w:uiPriority="60"/>
+    <w:lsdException w:name="Light List" w:uiPriority="61"/>
+    <w:lsdException w:name="Light Grid" w:uiPriority="62"/>
+    <w:lsdException w:name="Medium Shading 1" w:uiPriority="63"/>
+    <w:lsdException w:name="Medium Shading 2" w:uiPriority="64"/>
+    <w:lsdException w:name="Medium List 1" w:uiPriority="65"/>
+    <w:lsdException w:name="Medium List 2" w:uiPriority="66"/>
+    <w:lsdException w:name="Medium Grid 1" w:uiPriority="67"/>
+    <w:lsdException w:name="Medium Grid 2" w:uiPriority="68"/>
+    <w:lsdException w:name="Medium Grid 3" w:uiPriority="69"/>
+    <w:lsdException w:name="Dark List" w:uiPriority="70"/>
+    <w:lsdException w:name="Colorful Shading" w:uiPriority="71"/>
+    <w:lsdException w:name="Colorful List" w:uiPriority="72"/>
+    <w:lsdException w:name="Colorful Grid" w:uiPriority="73"/>
+    <w:lsdException w:name="Light Shading Accent 1" w:uiPriority="60"/>
+    <w:lsdException w:name="Light List Accent 1" w:uiPriority="61"/>
+    <w:lsdException w:name="Light Grid Accent 1" w:uiPriority="62"/>
+    <w:lsdException w:name="Medium Shading 1 Accent 1" w:uiPriority="63"/>
+    <w:lsdException w:name="Medium Shading 2 Accent 1" w:uiPriority="64"/>
+    <w:lsdException w:name="Medium List 1 Accent 1" w:uiPriority="65"/>
+    <w:lsdException w:name="Revision" w:semiHidden="1"/>
+    <w:lsdException w:name="List Paragraph" w:uiPriority="34" w:qFormat="1"/>
+    <w:lsdException w:name="Quote" w:uiPriority="29" w:qFormat="1"/>
+    <w:lsdException w:name="Intense Quote" w:uiPriority="30" w:qFormat="1"/>
+    <w:lsdException w:name="Medium List 2 Accent 1" w:uiPriority="66"/>
+    <w:lsdException w:name="Medium Grid 1 Accent 1" w:uiPriority="67"/>
+    <w:lsdException w:name="Medium Grid 2 Accent 1" w:uiPriority="68"/>
+    <w:lsdException w:name="Medium Grid 3 Accent 1" w:uiPriority="69"/>
+    <w:lsdException w:name="Dark List Accent 1" w:uiPriority="70"/>
+    <w:lsdException w:name="Colorful Shading Accent 1" w:uiPriority="71"/>
+    <w:lsdException w:name="Colorful List Accent 1" w:uiPriority="72"/>
+    <w:lsdException w:name="Colorful Grid Accent 1" w:uiPriority="73"/>
+    <w:lsdException w:name="Light Shading Accent 2" w:uiPriority="60"/>
+    <w:lsdException w:name="Light List Accent 2" w:uiPriority="61"/>
+    <w:lsdException w:name="Light Grid Accent 2" w:uiPriority="62"/>
+    <w:lsdException w:name="Medium Shading 1 Accent 2" w:uiPriority="63"/>
+    <w:lsdException w:name="Medium Shading 2 Accent 2" w:uiPriority="64"/>
+    <w:lsdException w:name="Medium List 1 Accent 2" w:uiPriority="65"/>
+    <w:lsdException w:name="Medium List 2 Accent 2" w:uiPriority="66"/>
+    <w:lsdException w:name="Medium Grid 1 Accent 2" w:uiPriority="67"/>
+    <w:lsdException w:name="Medium Grid 2 Accent 2" w:uiPriority="68"/>
+    <w:lsdException w:name="Medium Grid 3 Accent 2" w:uiPriority="69"/>
+    <w:lsdException w:name="Dark List Accent 2" w:uiPriority="70"/>
+    <w:lsdException w:name="Colorful Shading Accent 2" w:uiPriority="71"/>
+    <w:lsdException w:name="Colorful List Accent 2" w:uiPriority="72"/>
+    <w:lsdException w:name="Colorful Grid Accent 2" w:uiPriority="73"/>
+    <w:lsdException w:name="Light Shading Accent 3" w:uiPriority="60"/>
+    <w:lsdException w:name="Light List Accent 3" w:uiPriority="61"/>
+    <w:lsdException w:name="Light Grid Accent 3" w:uiPriority="62"/>
+    <w:lsdException w:name="Medium Shading 1 Accent 3" w:uiPriority="63"/>
+    <w:lsdException w:name="Medium Shading 2 Accent 3" w:uiPriority="64"/>
+    <w:lsdException w:name="Medium List 1 Accent 3" w:uiPriority="65"/>
+    <w:lsdException w:name="Medium List 2 Accent 3" w:uiPriority="66"/>
+    <w:lsdException w:name="Medium Grid 1 Accent 3" w:uiPriority="67"/>
+    <w:lsdException w:name="Medium Grid 2 Accent 3" w:uiPriority="68"/>
+    <w:lsdException w:name="Medium Grid 3 Accent 3" w:uiPriority="69"/>
+    <w:lsdException w:name="Dark List Accent 3" w:uiPriority="70"/>
+    <w:lsdException w:name="Colorful Shading Accent 3" w:uiPriority="71"/>
+    <w:lsdException w:name="Colorful List Accent 3" w:uiPriority="72"/>
+    <w:lsdException w:name="Colorful Grid Accent 3" w:uiPriority="73"/>
+    <w:lsdException w:name="Light Shading Accent 4" w:uiPriority="60"/>
+    <w:lsdException w:name="Light List Accent 4" w:uiPriority="61"/>
+    <w:lsdException w:name="Light Grid Accent 4" w:uiPriority="62"/>
+    <w:lsdException w:name="Medium Shading 1 Accent 4" w:uiPriority="63"/>
+    <w:lsdException w:name="Medium Shading 2 Accent 4" w:uiPriority="64"/>
+    <w:lsdException w:name="Medium List 1 Accent 4" w:uiPriority="65"/>
+    <w:lsdException w:name="Medium List 2 Accent 4" w:uiPriority="66"/>
+    <w:lsdException w:name="Medium Grid 1 Accent 4" w:uiPriority="67"/>
+    <w:lsdException w:name="Medium Grid 2 Accent 4" w:uiPriority="68"/>
+    <w:lsdException w:name="Medium Grid 3 Accent 4" w:uiPriority="69"/>
+    <w:lsdException w:name="Dark List Accent 4" w:uiPriority="70"/>
+    <w:lsdException w:name="Colorful Shading Accent 4" w:uiPriority="71"/>
+    <w:lsdException w:name="Colorful List Accent 4" w:uiPriority="72"/>
+    <w:lsdException w:name="Colorful Grid Accent 4" w:uiPriority="73"/>
+    <w:lsdException w:name="Light Shading Accent 5" w:uiPriority="60"/>
+    <w:lsdException w:name="Light List Accent 5" w:uiPriority="61"/>
+    <w:lsdException w:name="Light Grid Accent 5" w:uiPriority="62"/>
+    <w:lsdException w:name="Medium Shading 1 Accent 5" w:uiPriority="63"/>
+    <w:lsdException w:name="Medium Shading 2 Accent 5" w:uiPriority="64"/>
+    <w:lsdException w:name="Medium List 1 Accent 5" w:uiPriority="65"/>
+    <w:lsdException w:name="Medium List 2 Accent 5" w:uiPriority="66"/>
+    <w:lsdException w:name="Medium Grid 1 Accent 5" w:uiPriority="67"/>
+    <w:lsdException w:name="Medium Grid 2 Accent 5" w:uiPriority="68"/>
+    <w:lsdException w:name="Medium Grid 3 Accent 5" w:uiPriority="69"/>
+    <w:lsdException w:name="Dark List Accent 5" w:uiPriority="70"/>
+    <w:lsdException w:name="Colorful Shading Accent 5" w:uiPriority="71"/>
+    <w:lsdException w:name="Colorful List Accent 5" w:uiPriority="72"/>
+    <w:lsdException w:name="Colorful Grid Accent 5" w:uiPriority="73"/>
+    <w:lsdException w:name="Light Shading Accent 6" w:uiPriority="60"/>
+    <w:lsdException w:name="Light List Accent 6" w:uiPriority="61"/>
+    <w:lsdException w:name="Light Grid Accent 6" w:uiPriority="62"/>
+    <w:lsdException w:name="Medium Shading 1 Accent 6" w:uiPriority="63"/>
+    <w:lsdException w:name="Medium Shading 2 Accent 6" w:uiPriority="64"/>
+    <w:lsdException w:name="Medium List 1 Accent 6" w:uiPriority="65"/>
+    <w:lsdException w:name="Medium List 2 Accent 6" w:uiPriority="66"/>
+    <w:lsdException w:name="Medium Grid 1 Accent 6" w:uiPriority="67"/>
+    <w:lsdException w:name="Medium Grid 2 Accent 6" w:uiPriority="68"/>
+    <w:lsdException w:name="Medium Grid 3 Accent 6" w:uiPriority="69"/>
+    <w:lsdException w:name="Dark List Accent 6" w:uiPriority="70"/>
+    <w:lsdException w:name="Colorful Shading Accent 6" w:uiPriority="71"/>
+    <w:lsdException w:name="Colorful List Accent 6" w:uiPriority="72"/>
+    <w:lsdException w:name="Colorful Grid Accent 6" w:uiPriority="73"/>
+    <w:lsdException w:name="Subtle Emphasis" w:uiPriority="19" w:qFormat="1"/>
+    <w:lsdException w:name="Intense Emphasis" w:uiPriority="21" w:qFormat="1"/>
+    <w:lsdException w:name="Subtle Reference" w:uiPriority="31" w:qFormat="1"/>
+    <w:lsdException w:name="Intense Reference" w:uiPriority="32" w:qFormat="1"/>
+    <w:lsdException w:name="Book Title" w:uiPriority="33" w:qFormat="1"/>
+    <w:lsdException w:name="Bibliography" w:semiHidden="1" w:uiPriority="37" w:unhideWhenUsed="1"/>
+    <w:lsdException w:name="TOC Heading" w:semiHidden="1" w:uiPriority="39" w:unhideWhenUsed="1" w:qFormat="1"/>
+    <w:lsdException w:name="Plain Table 1" w:uiPriority="41"/>
+    <w:lsdException w:name="Plain Table 2" w:uiPriority="42"/>
+    <w:lsdException w:name="Plain Table 3" w:uiPriority="43"/>
+    <w:lsdException w:name="Plain Table 4" w:uiPriority="44"/>
+    <w:lsdException w:name="Plain Table 5" w:uiPriority="45"/>
+    <w:lsdException w:name="Grid Table Light" w:uiPriority="40"/>
+    <w:lsdException w:name="Grid Table 1 Light" w:uiPriority="46"/>
+    <w:lsdException w:name="Grid Table 2" w:uiPriority="47"/>
+    <w:lsdException w:name="Grid Table 3" w:uiPriority="48"/>
+    <w:lsdException w:name="Grid Table 4" w:uiPriority="49"/>
+    <w:lsdException w:name="Grid Table 5 Dark" w:uiPriority="50"/>
+    <w:lsdException w:name="Grid Table 6 Colorful" w:uiPriority="51"/>
+    <w:lsdException w:name="Grid Table 7 Colorful" w:uiPriority="52"/>
+    <w:lsdException w:name="Grid Table 1 Light Accent 1" w:uiPriority="46"/>
+    <w:lsdException w:name="Grid Table 2 Accent 1" w:uiPriority="47"/>
+    <w:lsdException w:name="Grid Table 3 Accent 1" w:uiPriority="48"/>
+    <w:lsdException w:name="Grid Table 4 Accent 1" w:uiPriority="49"/>
+    <w:lsdException w:name="Grid Table 5 Dark Accent 1" w:uiPriority="50"/>
+    <w:lsdException w:name="Grid Table 6 Colorful Accent 1" w:uiPriority="51"/>
+    <w:lsdException w:name="Grid Table 7 Colorful Accent 1" w:uiPriority="52"/>
+    <w:lsdException w:name="Grid Table 1 Light Accent 2" w:uiPriority="46"/>
+    <w:lsdException w:name="Grid Table 2 Accent 2" w:uiPriority="47"/>
+    <w:lsdException w:name="Grid Table 3 Accent 2" w:uiPriority="48"/>
+    <w:lsdException w:name="Grid Table 4 Accent 2" w:uiPriority="49"/>
+    <w:lsdException w:name="Grid Table 5 Dark Accent 2" w:uiPriority="50"/>
+    <w:lsdException w:name="Grid Table 6 Colorful Accent 2" w:uiPriority="51"/>
+    <w:lsdException w:name="Grid Table 7 Colorful Accent 2" w:uiPriority="52"/>
+    <w:lsdException w:name="Grid Table 1 Light Accent 3" w:uiPriority="46"/>
+    <w:lsdException w:name="Grid Table 2 Accent 3" w:uiPriority="47"/>
+    <w:lsdException w:name="Grid Table 3 Accent 3" w:uiPriority="48"/>
+    <w:lsdException w:name="Grid Table 4 Accent 3" w:uiPriority="49"/>
+    <w:lsdException w:name="Grid Table 5 Dark Accent 3" w:uiPriority="50"/>
+    <w:lsdException w:name="Grid Table 6 Colorful Accent 3" w:uiPriority="51"/>
+    <w:lsdException w:name="Grid Table 7 Colorful Accent 3" w:uiPriority="52"/>
+    <w:lsdException w:name="Grid Table 1 Light Accent 4" w:uiPriority="46"/>
+    <w:lsdException w:name="Grid Table 2 Accent 4" w:uiPriority="47"/>
+    <w:lsdException w:name="Grid Table 3 Accent 4" w:uiPriority="48"/>
+    <w:lsdException w:name="Grid Table 4 Accent 4" w:uiPriority="49"/>
+    <w:lsdException w:name="Grid Table 5 Dark Accent 4" w:uiPriority="50"/>
+    <w:lsdException w:name="Grid Table 6 Colorful Accent 4" w:uiPriority="51"/>
+    <w:lsdException w:name="Grid Table 7 Colorful Accent 4" w:uiPriority="52"/>
+    <w:lsdException w:name="Grid Table 1 Light Accent 5" w:uiPriority="46"/>
+    <w:lsdException w:name="Grid Table 2 Accent 5" w:uiPriority="47"/>
+    <w:lsdException w:name="Grid Table 3 Accent 5" w:uiPriority="48"/>
+    <w:lsdException w:name="Grid Table 4 Accent 5" w:uiPriority="49"/>
+    <w:lsdException w:name="Grid Table 5 Dark Accent 5" w:uiPriority="50"/>
+    <w:lsdException w:name="Grid Table 6 Colorful Accent 5" w:uiPriority="51"/>
+    <w:lsdException w:name="Grid Table 7 Colorful Accent 5" w:uiPriority="52"/>
+    <w:lsdException w:name="Grid Table 1 Light Accent 6" w:uiPriority="46"/>
+    <w:lsdException w:name="Grid Table 2 Accent 6" w:uiPriority="47"/>
+    <w:lsdException w:name="Grid Table 3 Accent 6" w:uiPriority="48"/>
+    <w:lsdException w:name="Grid Table 4 Accent 6" w:uiPriority="49"/>
+    <w:lsdException w:name="Grid Table 5 Dark Accent 6" w:uiPriority="50"/>
+    <w:lsdException w:name="Grid Table 6 Colorful Accent 6" w:uiPriority="51"/>
+    <w:lsdException w:name="Grid Table 7 Colorful Accent 6" w:uiPriority="52"/>
+    <w:lsdException w:name="List Table 1 Light" w:uiPriority="46"/>
+    <w:lsdException w:name="List Table 2" w:uiPriority="47"/>
+    <w:lsdException w:name="List Table 3" w:uiPriority="48"/>
+    <w:lsdException w:name="List Table 4" w:uiPriority="49"/>
+    <w:lsdException w:name="List Table 5 Dark" w:uiPriority="50"/>
+    <w:lsdException w:name="List Table 6 Colorful" w:uiPriority="51"/>
+    <w:lsdException w:name="List Table 7 Colorful" w:uiPriority="52"/>
+    <w:lsdException w:name="List Table 1 Light Accent 1" w:uiPriority="46"/>
+    <w:lsdException w:name="List Table 2 Accent 1" w:uiPriority="47"/>
+    <w:lsdException w:name="List Table 3 Accent 1" w:uiPriority="48"/>
+    <w:lsdException w:name="List Table 4 Accent 1" w:uiPriority="49"/>
+    <w:lsdException w:name="List Table 5 Dark Accent 1" w:uiPriority="50"/>
+    <w:lsdException w:name="List Table 6 Colorful Accent 1" w:uiPriority="51"/>
+    <w:lsdException w:name="List Table 7 Colorful Accent 1" w:uiPriority="52"/>
+    <w:lsdException w:name="List Table 1 Light Accent 2" w:uiPriority="46"/>
+    <w:lsdException w:name="List Table 2 Accent 2" w:uiPriority="47"/>
+    <w:lsdException w:name="List Table 3 Accent 2" w:uiPriority="48"/>
+    <w:lsdException w:name="List Table 4 Accent 2" w:uiPriority="49"/>
+    <w:lsdException w:name="List Table 5 Dark Accent 2" w:uiPriority="50"/>
+    <w:lsdException w:name="List Table 6 Colorful Accent 2" w:uiPriority="51"/>
+    <w:lsdException w:name="List Table 7 Colorful Accent 2" w:uiPriority="52"/>
+    <w:lsdException w:name="List Table 1 Light Accent 3" w:uiPriority="46"/>
+    <w:lsdException w:name="List Table 2 Accent 3" w:uiPriority="47"/>
+    <w:lsdException w:name="List Table 3 Accent 3" w:uiPriority="48"/>
+    <w:lsdException w:name="List Table 4 Accent 3" w:uiPriority="49"/>
+    <w:lsdException w:name="List Table 5 Dark Accent 3" w:uiPriority="50"/>
+    <w:lsdException w:name="List Table 6 Colorful Accent 3" w:uiPriority="51"/>
+    <w:lsdException w:name="List Table 7 Colorful Accent 3" w:uiPriority="52"/>
+    <w:lsdException w:name="List Table 1 Light Accent 4" w:uiPriority="46"/>
+    <w:lsdException w:name="List Table 2 Accent 4" w:uiPriority="47"/>
+    <w:lsdException w:name="List Table 3 Accent 4" w:uiPriority="48"/>
+    <w:lsdException w:name="List Table 4 Accent 4" w:uiPriority="49"/>
+    <w:lsdException w:name="List Table 5 Dark Accent 4" w:uiPriority="50"/>
+    <w:lsdException w:name="List Table 6 Colorful Accent 4" w:uiPriority="51"/>
+    <w:lsdException w:name="List Table 7 Colorful Accent 4" w:uiPriority="52"/>
+    <w:lsdException w:name="List Table 1 Light Accent 5" w:uiPriority="46"/>
+    <w:lsdException w:name="List Table 2 Accent 5" w:uiPriority="47"/>
+    <w:lsdException w:name="List Table 3 Accent 5" w:uiPriority="48"/>
+    <w:lsdException w:name="List Table 4 Accent 5" w:uiPriority="49"/>
+    <w:lsdException w:name="List Table 5 Dark Accent 5" w:uiPriority="50"/>
+    <w:lsdException w:name="List Table 6 Colorful Accent 5" w:uiPriority="51"/>
+    <w:lsdException w:name="List Table 7 Colorful Accent 5" w:uiPriority="52"/>
+    <w:lsdException w:name="List Table 1 Light Accent 6" w:uiPriority="46"/>
+    <w:lsdException w:name="List Table 2 Accent 6" w:uiPriority="47"/>
+    <w:lsdException w:name="List Table 3 Accent 6" w:uiPriority="48"/>
+    <w:lsdException w:name="List Table 4 Accent 6" w:uiPriority="49"/>
+    <w:lsdException w:name="List Table 5 Dark Accent 6" w:uiPriority="50"/>
+    <w:lsdException w:name="List Table 6 Colorful Accent 6" w:uiPriority="51"/>
+    <w:lsdException w:name="List Table 7 Colorful Accent 6" w:uiPriority="52"/>
+    <w:lsdException w:name="Mention" w:semiHidden="1" w:unhideWhenUsed="1"/>
+    <w:lsdException w:name="Smart Hyperlink" w:semiHidden="1" w:unhideWhenUsed="1"/>
+    <w:lsdException w:name="Hashtag" w:semiHidden="1" w:unhideWhenUsed="1"/>
+    <w:lsdException w:name="Unresolved Mention" w:semiHidden="1" w:unhideWhenUsed="1"/>
+    <w:lsdException w:name="Smart Link" w:semiHidden="1" w:unhideWhenUsed="1"/>
+  </w:latentStyles>
+  <w:style w:type="paragraph" w:default="1" w:styleId="Normal">
+    <w:name w:val="Normal"/>
+    <w:qFormat/>
+  </w:style>
+  <w:style w:type="character" w:default="1" w:styleId="DefaultParagraphFont">
+    <w:name w:val="Default Paragraph Font"/>
+    <w:uiPriority w:val="1"/>
+    <w:semiHidden/>
+    <w:unhideWhenUsed/>
+  </w:style>
+  <w:style w:type="table" w:default="1" w:styleId="TableNormal">
+    <w:name w:val="Normal Table"/>
+    <w:uiPriority w:val="99"/>
+    <w:semiHidden/>
+    <w:unhideWhenUsed/>
+    <w:tblPr>
+      <w:tblInd w:w="0" w:type="dxa"/>
+      <w:tblCellMar>
+        <w:top w:w="0" w:type="dxa"/>
+        <w:left w:w="108" w:type="dxa"/>
+        <w:bottom w:w="0" w:type="dxa"/>
+        <w:right w:w="108" w:type="dxa"/>
+      </w:tblCellMar>
+    </w:tblPr>
+  </w:style>
+  <w:style w:type="numbering" w:default="1" w:styleId="NoList">
+    <w:name w:val="No List"/>
+    <w:uiPriority w:val="99"/>
+    <w:semiHidden/>
+    <w:unhideWhenUsed/>
+  </w:style>
+  <w:style w:type="character" w:styleId="PlaceholderText">
+    <w:name w:val="Placeholder Text"/>
+    <w:basedOn w:val="DefaultParagraphFont"/>
+    <w:uiPriority w:val="99"/>
+    <w:semiHidden/>
+    <w:rsid w:val="000B4DC2"/>
+    <w:rPr>
+      <w:color w:val="808080"/>
+    </w:rPr>
+  </w:style>
+  <w:style w:type="paragraph" w:customStyle="1" w:styleId="E17F607101F17846AE26A6A017B9EEDE">
+    <w:name w:val="E17F607101F17846AE26A6A017B9EEDE"/>
+    <w:rsid w:val="000B4DC2"/>
+  </w:style>
+  <w:style w:type="paragraph" w:customStyle="1" w:styleId="FF377E4CC680274DAF11F9F785791A0B">
+    <w:name w:val="FF377E4CC680274DAF11F9F785791A0B"/>
+    <w:rsid w:val="000B4DC2"/>
+  </w:style>
+</w:styles>
+</file>
+
+<file path=word/glossary/webSettings.xml><?xml version="1.0" encoding="utf-8"?>
+<w:webSettings xmlns:mc="http://schemas.openxmlformats.org/markup-compatibility/2006" xmlns:r="http://schemas.openxmlformats.org/officeDocument/2006/relationships" xmlns:w="http://schemas.openxmlformats.org/wordprocessingml/2006/main" xmlns:w14="http://schemas.microsoft.com/office/word/2010/wordml" xmlns:w15="http://schemas.microsoft.com/office/word/2012/wordml" xmlns:w16cex="http://schemas.microsoft.com/office/word/2018/wordml/cex" xmlns:w16cid="http://schemas.microsoft.com/office/word/2016/wordml/cid" xmlns:w16="http://schemas.microsoft.com/office/word/2018/wordml" xmlns:w16du="http://schemas.microsoft.com/office/word/2023/wordml/word16du" xmlns:w16sdtdh="http://schemas.microsoft.com/office/word/2020/wordml/sdtdatahash" xmlns:w16sdtfl="http://schemas.microsoft.com/office/word/2024/wordml/sdtformatlock" xmlns:w16se="http://schemas.microsoft.com/office/word/2015/wordml/symex" mc:Ignorable="w14 w15 w16se w16cid w16 w16cex w16sdtdh w16sdtfl w16du">
+  <w:optimizeForBrowser/>
+  <w:allowPNG/>
+</w:webSettings>
 </file>
 
 <file path=word/theme/theme1.xml><?xml version="1.0" encoding="utf-8"?>
